--- a/1911260141-AYESHA SIDDIQUA -PYTHON ASSIGNMENT REPORT.docx
+++ b/1911260141-AYESHA SIDDIQUA -PYTHON ASSIGNMENT REPORT.docx
@@ -37,42 +37,6 @@
       </w:r>
     </w:p>
     <w:p>
-      <w:r>
-        <w:br/>
-      </w:r>
-    </w:p>
-    <w:p>
-      <w:r>
-        <w:t>NAME: AYESHA SIDDIQUA.A</w:t>
-      </w:r>
-    </w:p>
-    <w:p>
-      <w:r>
-        <w:t>REG_NO: 1911260141</w:t>
-      </w:r>
-    </w:p>
-    <w:p>
-      <w:r>
-        <w:t xml:space="preserve">DEPARTMENT: </w:t>
-      </w:r>
-      <w:proofErr w:type="gramStart"/>
-      <w:r>
-        <w:t>B.TECH</w:t>
-      </w:r>
-      <w:proofErr w:type="gramEnd"/>
-      <w:r>
-        <w:t xml:space="preserve"> CSE</w:t>
-      </w:r>
-    </w:p>
-    <w:p>
-      <w:r>
-        <w:t>COURSE CODE: CSA0801-PYTHON</w:t>
-      </w:r>
-    </w:p>
-    <w:p>
-      <w:pPr>
-        <w:pStyle w:val="Heading2"/>
-      </w:pPr>
       <w:r>
         <w:t>Course Outcomes</w:t>
       </w:r>
@@ -233,15 +197,6 @@
         </w:tc>
       </w:tr>
     </w:tbl>
-    <w:p/>
-    <w:p>
-      <w:pPr>
-        <w:spacing w:after="100" w:line="259" w:lineRule="auto"/>
-      </w:pPr>
-      <w:r>
-        <w:t>Note: No student name or register number is included in this report, in accordance with the submission guideline.</w:t>
-      </w:r>
-    </w:p>
     <w:p>
       <w:r>
         <w:br w:type="page"/>
@@ -1238,9 +1193,6 @@
     <w:p>
       <w:pPr>
         <w:pStyle w:val="CodeBlock"/>
-        <w:rPr>
-          <w:rFonts w:hint="eastAsia"/>
-        </w:rPr>
       </w:pPr>
       <w:r>
         <w:t>START</w:t>
@@ -1249,9 +1201,6 @@
     <w:p>
       <w:pPr>
         <w:pStyle w:val="CodeBlock"/>
-        <w:rPr>
-          <w:rFonts w:hint="eastAsia"/>
-        </w:rPr>
       </w:pPr>
       <w:r>
         <w:t xml:space="preserve">  ↓</w:t>
@@ -1260,9 +1209,6 @@
     <w:p>
       <w:pPr>
         <w:pStyle w:val="CodeBlock"/>
-        <w:rPr>
-          <w:rFonts w:hint="eastAsia"/>
-        </w:rPr>
       </w:pPr>
       <w:r>
         <w:t>Initialize customers, food_items and orders</w:t>
@@ -1271,9 +1217,6 @@
     <w:p>
       <w:pPr>
         <w:pStyle w:val="CodeBlock"/>
-        <w:rPr>
-          <w:rFonts w:hint="eastAsia"/>
-        </w:rPr>
       </w:pPr>
       <w:r>
         <w:t xml:space="preserve">  ↓</w:t>
@@ -1282,9 +1225,6 @@
     <w:p>
       <w:pPr>
         <w:pStyle w:val="CodeBlock"/>
-        <w:rPr>
-          <w:rFonts w:hint="eastAsia"/>
-        </w:rPr>
       </w:pPr>
       <w:r>
         <w:t>Load saved CSV data (if available)</w:t>
@@ -1293,9 +1233,6 @@
     <w:p>
       <w:pPr>
         <w:pStyle w:val="CodeBlock"/>
-        <w:rPr>
-          <w:rFonts w:hint="eastAsia"/>
-        </w:rPr>
       </w:pPr>
       <w:r>
         <w:t xml:space="preserve">  ↓</w:t>
@@ -1304,9 +1241,6 @@
     <w:p>
       <w:pPr>
         <w:pStyle w:val="CodeBlock"/>
-        <w:rPr>
-          <w:rFonts w:hint="eastAsia"/>
-        </w:rPr>
       </w:pPr>
       <w:r>
         <w:t>Select operation</w:t>
@@ -1315,9 +1249,6 @@
     <w:p>
       <w:pPr>
         <w:pStyle w:val="CodeBlock"/>
-        <w:rPr>
-          <w:rFonts w:hint="eastAsia"/>
-        </w:rPr>
       </w:pPr>
       <w:r>
         <w:t xml:space="preserve">  ├─ Customer Management → Add / Update / Delete / Search</w:t>
@@ -1326,9 +1257,6 @@
     <w:p>
       <w:pPr>
         <w:pStyle w:val="CodeBlock"/>
-        <w:rPr>
-          <w:rFonts w:hint="eastAsia"/>
-        </w:rPr>
       </w:pPr>
       <w:r>
         <w:t xml:space="preserve">  ├─ Food Item Management → Add / Update / Delete</w:t>
@@ -1337,9 +1265,6 @@
     <w:p>
       <w:pPr>
         <w:pStyle w:val="CodeBlock"/>
-        <w:rPr>
-          <w:rFonts w:hint="eastAsia"/>
-        </w:rPr>
       </w:pPr>
       <w:r>
         <w:t xml:space="preserve">  ├─ Order Management → Place Order / Change Status</w:t>
@@ -1348,9 +1273,6 @@
     <w:p>
       <w:pPr>
         <w:pStyle w:val="CodeBlock"/>
-        <w:rPr>
-          <w:rFonts w:hint="eastAsia"/>
-        </w:rPr>
       </w:pPr>
       <w:r>
         <w:t xml:space="preserve">  ├─ Analysis → Totals / Cancellation Rate / Cuisine Average</w:t>
@@ -1359,9 +1281,6 @@
     <w:p>
       <w:pPr>
         <w:pStyle w:val="CodeBlock"/>
-        <w:rPr>
-          <w:rFonts w:hint="eastAsia"/>
-        </w:rPr>
       </w:pPr>
       <w:r>
         <w:t xml:space="preserve">  └─ File Operations → Save / Load CSV</w:t>
@@ -1370,9 +1289,6 @@
     <w:p>
       <w:pPr>
         <w:pStyle w:val="CodeBlock"/>
-        <w:rPr>
-          <w:rFonts w:hint="eastAsia"/>
-        </w:rPr>
       </w:pPr>
       <w:r>
         <w:t xml:space="preserve">  ↓</w:t>
@@ -1381,9 +1297,6 @@
     <w:p>
       <w:pPr>
         <w:pStyle w:val="CodeBlock"/>
-        <w:rPr>
-          <w:rFonts w:hint="eastAsia"/>
-        </w:rPr>
       </w:pPr>
       <w:r>
         <w:t>Validate input and display result</w:t>
@@ -1392,9 +1305,6 @@
     <w:p>
       <w:pPr>
         <w:pStyle w:val="CodeBlock"/>
-        <w:rPr>
-          <w:rFonts w:hint="eastAsia"/>
-        </w:rPr>
       </w:pPr>
       <w:r>
         <w:t xml:space="preserve">  ↓</w:t>
@@ -1403,9 +1313,6 @@
     <w:p>
       <w:pPr>
         <w:pStyle w:val="CodeBlock"/>
-        <w:rPr>
-          <w:rFonts w:hint="eastAsia"/>
-        </w:rPr>
       </w:pPr>
       <w:r>
         <w:t>Repeat or Exit</w:t>
@@ -1414,9 +1321,6 @@
     <w:p>
       <w:pPr>
         <w:pStyle w:val="CodeBlock"/>
-        <w:rPr>
-          <w:rFonts w:hint="eastAsia"/>
-        </w:rPr>
       </w:pPr>
       <w:r>
         <w:t xml:space="preserve">  ↓</w:t>
@@ -1425,9 +1329,6 @@
     <w:p>
       <w:pPr>
         <w:pStyle w:val="CodeBlock"/>
-        <w:rPr>
-          <w:rFonts w:hint="eastAsia"/>
-        </w:rPr>
       </w:pPr>
       <w:r>
         <w:t>END</w:t>
@@ -1810,9 +1711,6 @@
     <w:p>
       <w:pPr>
         <w:pStyle w:val="CodeBlock"/>
-        <w:rPr>
-          <w:rFonts w:hint="eastAsia"/>
-        </w:rPr>
       </w:pPr>
       <w:r>
         <w:t>PROCEDURE REGISTER_CUSTOMER(id, name, cuisine, location)</w:t>
@@ -1821,9 +1719,6 @@
     <w:p>
       <w:pPr>
         <w:pStyle w:val="CodeBlock"/>
-        <w:rPr>
-          <w:rFonts w:hint="eastAsia"/>
-        </w:rPr>
       </w:pPr>
       <w:r>
         <w:t xml:space="preserve">    clean_id ← UPPER(TRIM(id))</w:t>
@@ -1832,9 +1727,6 @@
     <w:p>
       <w:pPr>
         <w:pStyle w:val="CodeBlock"/>
-        <w:rPr>
-          <w:rFonts w:hint="eastAsia"/>
-        </w:rPr>
       </w:pPr>
       <w:r>
         <w:t xml:space="preserve">    IF clean_id IS EMPTY THEN</w:t>
@@ -1843,9 +1735,6 @@
     <w:p>
       <w:pPr>
         <w:pStyle w:val="CodeBlock"/>
-        <w:rPr>
-          <w:rFonts w:hint="eastAsia"/>
-        </w:rPr>
       </w:pPr>
       <w:r>
         <w:t xml:space="preserve">        RAISE invalid_customer_error</w:t>
@@ -1854,9 +1743,6 @@
     <w:p>
       <w:pPr>
         <w:pStyle w:val="CodeBlock"/>
-        <w:rPr>
-          <w:rFonts w:hint="eastAsia"/>
-        </w:rPr>
       </w:pPr>
       <w:r>
         <w:t xml:space="preserve">    END IF</w:t>
@@ -1865,9 +1751,6 @@
     <w:p>
       <w:pPr>
         <w:pStyle w:val="CodeBlock"/>
-        <w:rPr>
-          <w:rFonts w:hint="eastAsia"/>
-        </w:rPr>
       </w:pPr>
       <w:r>
         <w:t xml:space="preserve">    IF customers CONTAINS clean_id THEN</w:t>
@@ -1876,9 +1759,6 @@
     <w:p>
       <w:pPr>
         <w:pStyle w:val="CodeBlock"/>
-        <w:rPr>
-          <w:rFonts w:hint="eastAsia"/>
-        </w:rPr>
       </w:pPr>
       <w:r>
         <w:t xml:space="preserve">        RAISE duplicate_customer_error</w:t>
@@ -1887,9 +1767,6 @@
     <w:p>
       <w:pPr>
         <w:pStyle w:val="CodeBlock"/>
-        <w:rPr>
-          <w:rFonts w:hint="eastAsia"/>
-        </w:rPr>
       </w:pPr>
       <w:r>
         <w:t xml:space="preserve">    END IF</w:t>
@@ -1898,9 +1775,6 @@
     <w:p>
       <w:pPr>
         <w:pStyle w:val="CodeBlock"/>
-        <w:rPr>
-          <w:rFonts w:hint="eastAsia"/>
-        </w:rPr>
       </w:pPr>
       <w:r>
         <w:t xml:space="preserve">    normalized_record ← {</w:t>
@@ -1909,9 +1783,6 @@
     <w:p>
       <w:pPr>
         <w:pStyle w:val="CodeBlock"/>
-        <w:rPr>
-          <w:rFonts w:hint="eastAsia"/>
-        </w:rPr>
       </w:pPr>
       <w:r>
         <w:t xml:space="preserve">        name: TITLE(TRIM(name)),</w:t>
@@ -1920,9 +1791,6 @@
     <w:p>
       <w:pPr>
         <w:pStyle w:val="CodeBlock"/>
-        <w:rPr>
-          <w:rFonts w:hint="eastAsia"/>
-        </w:rPr>
       </w:pPr>
       <w:r>
         <w:t xml:space="preserve">        cuisine: TITLE(TRIM(cuisine)),</w:t>
@@ -1931,9 +1799,6 @@
     <w:p>
       <w:pPr>
         <w:pStyle w:val="CodeBlock"/>
-        <w:rPr>
-          <w:rFonts w:hint="eastAsia"/>
-        </w:rPr>
       </w:pPr>
       <w:r>
         <w:t xml:space="preserve">        location: TITLE(TRIM(location))</w:t>
@@ -1942,9 +1807,6 @@
     <w:p>
       <w:pPr>
         <w:pStyle w:val="CodeBlock"/>
-        <w:rPr>
-          <w:rFonts w:hint="eastAsia"/>
-        </w:rPr>
       </w:pPr>
       <w:r>
         <w:t xml:space="preserve">    }</w:t>
@@ -1953,9 +1815,6 @@
     <w:p>
       <w:pPr>
         <w:pStyle w:val="CodeBlock"/>
-        <w:rPr>
-          <w:rFonts w:hint="eastAsia"/>
-        </w:rPr>
       </w:pPr>
       <w:r>
         <w:t xml:space="preserve">    customers[clean_id] ← normalized_record</w:t>
@@ -1964,9 +1823,6 @@
     <w:p>
       <w:pPr>
         <w:pStyle w:val="CodeBlock"/>
-        <w:rPr>
-          <w:rFonts w:hint="eastAsia"/>
-        </w:rPr>
       </w:pPr>
       <w:r>
         <w:t xml:space="preserve">    RETURN clean_id</w:t>
@@ -1975,9 +1831,6 @@
     <w:p>
       <w:pPr>
         <w:pStyle w:val="CodeBlock"/>
-        <w:rPr>
-          <w:rFonts w:hint="eastAsia"/>
-        </w:rPr>
       </w:pPr>
       <w:r>
         <w:t>END PROCEDURE</w:t>
@@ -1994,9 +1847,6 @@
     <w:p>
       <w:pPr>
         <w:pStyle w:val="CodeBlock"/>
-        <w:rPr>
-          <w:rFonts w:hint="eastAsia"/>
-        </w:rPr>
       </w:pPr>
       <w:r>
         <w:t>ALGORITHM CREATE_FOOD_ITEM(code, label, amount, cuisine)</w:t>
@@ -2005,9 +1855,6 @@
     <w:p>
       <w:pPr>
         <w:pStyle w:val="CodeBlock"/>
-        <w:rPr>
-          <w:rFonts w:hint="eastAsia"/>
-        </w:rPr>
       </w:pPr>
       <w:r>
         <w:t xml:space="preserve">    standardized_code ← UPPER(TRIM(code))</w:t>
@@ -2016,9 +1863,6 @@
     <w:p>
       <w:pPr>
         <w:pStyle w:val="CodeBlock"/>
-        <w:rPr>
-          <w:rFonts w:hint="eastAsia"/>
-        </w:rPr>
       </w:pPr>
       <w:r>
         <w:t xml:space="preserve">    numeric_price ← CONVERT amount TO REAL</w:t>
@@ -2027,9 +1871,6 @@
     <w:p>
       <w:pPr>
         <w:pStyle w:val="CodeBlock"/>
-        <w:rPr>
-          <w:rFonts w:hint="eastAsia"/>
-        </w:rPr>
       </w:pPr>
       <w:r>
         <w:t xml:space="preserve">    validity_flags ← [standardized_code ≠ EMPTY, numeric_price &gt; 0, standardized_code NOT IN food_items]</w:t>
@@ -2038,9 +1879,6 @@
     <w:p>
       <w:pPr>
         <w:pStyle w:val="CodeBlock"/>
-        <w:rPr>
-          <w:rFonts w:hint="eastAsia"/>
-        </w:rPr>
       </w:pPr>
       <w:r>
         <w:t xml:space="preserve">    FOR each flag IN validity_flags</w:t>
@@ -2049,9 +1887,6 @@
     <w:p>
       <w:pPr>
         <w:pStyle w:val="CodeBlock"/>
-        <w:rPr>
-          <w:rFonts w:hint="eastAsia"/>
-        </w:rPr>
       </w:pPr>
       <w:r>
         <w:t xml:space="preserve">        IF flag = FALSE THEN STOP WITH item_validation_error</w:t>
@@ -2060,9 +1895,6 @@
     <w:p>
       <w:pPr>
         <w:pStyle w:val="CodeBlock"/>
-        <w:rPr>
-          <w:rFonts w:hint="eastAsia"/>
-        </w:rPr>
       </w:pPr>
       <w:r>
         <w:t xml:space="preserve">    END FOR</w:t>
@@ -2071,9 +1903,6 @@
     <w:p>
       <w:pPr>
         <w:pStyle w:val="CodeBlock"/>
-        <w:rPr>
-          <w:rFonts w:hint="eastAsia"/>
-        </w:rPr>
       </w:pPr>
       <w:r>
         <w:t xml:space="preserve">    item_record.name ← TITLE(TRIM(label))</w:t>
@@ -2082,9 +1911,6 @@
     <w:p>
       <w:pPr>
         <w:pStyle w:val="CodeBlock"/>
-        <w:rPr>
-          <w:rFonts w:hint="eastAsia"/>
-        </w:rPr>
       </w:pPr>
       <w:r>
         <w:t xml:space="preserve">    item_record.price ← numeric_price</w:t>
@@ -2093,9 +1919,6 @@
     <w:p>
       <w:pPr>
         <w:pStyle w:val="CodeBlock"/>
-        <w:rPr>
-          <w:rFonts w:hint="eastAsia"/>
-        </w:rPr>
       </w:pPr>
       <w:r>
         <w:t xml:space="preserve">    item_record.cuisine ← TITLE(TRIM(cuisine))</w:t>
@@ -2104,9 +1927,6 @@
     <w:p>
       <w:pPr>
         <w:pStyle w:val="CodeBlock"/>
-        <w:rPr>
-          <w:rFonts w:hint="eastAsia"/>
-        </w:rPr>
       </w:pPr>
       <w:r>
         <w:t xml:space="preserve">    INSERT item_record INTO food_items USING standardized_code</w:t>
@@ -2115,9 +1935,6 @@
     <w:p>
       <w:pPr>
         <w:pStyle w:val="CodeBlock"/>
-        <w:rPr>
-          <w:rFonts w:hint="eastAsia"/>
-        </w:rPr>
       </w:pPr>
       <w:r>
         <w:t xml:space="preserve">    OUTPUT "Food item created"</w:t>
@@ -2126,9 +1943,6 @@
     <w:p>
       <w:pPr>
         <w:pStyle w:val="CodeBlock"/>
-        <w:rPr>
-          <w:rFonts w:hint="eastAsia"/>
-        </w:rPr>
       </w:pPr>
       <w:r>
         <w:t>END ALGORITHM</w:t>
@@ -2145,9 +1959,6 @@
     <w:p>
       <w:pPr>
         <w:pStyle w:val="CodeBlock"/>
-        <w:rPr>
-          <w:rFonts w:hint="eastAsia"/>
-        </w:rPr>
       </w:pPr>
       <w:r>
         <w:t>FUNCTION PLACE_NEW_ORDER(customer_key, item_key, requested_qty)</w:t>
@@ -2156,9 +1967,6 @@
     <w:p>
       <w:pPr>
         <w:pStyle w:val="CodeBlock"/>
-        <w:rPr>
-          <w:rFonts w:hint="eastAsia"/>
-        </w:rPr>
       </w:pPr>
       <w:r>
         <w:t xml:space="preserve">    customer_key ← UPPER(TRIM(customer_key))</w:t>
@@ -2167,9 +1975,6 @@
     <w:p>
       <w:pPr>
         <w:pStyle w:val="CodeBlock"/>
-        <w:rPr>
-          <w:rFonts w:hint="eastAsia"/>
-        </w:rPr>
       </w:pPr>
       <w:r>
         <w:t xml:space="preserve">    item_key ← UPPER(TRIM(item_key))</w:t>
@@ -2178,9 +1983,6 @@
     <w:p>
       <w:pPr>
         <w:pStyle w:val="CodeBlock"/>
-        <w:rPr>
-          <w:rFonts w:hint="eastAsia"/>
-        </w:rPr>
       </w:pPr>
       <w:r>
         <w:t xml:space="preserve">    quantity ← INTEGER(requested_qty)</w:t>
@@ -2189,9 +1991,6 @@
     <w:p>
       <w:pPr>
         <w:pStyle w:val="CodeBlock"/>
-        <w:rPr>
-          <w:rFonts w:hint="eastAsia"/>
-        </w:rPr>
       </w:pPr>
       <w:r>
         <w:t xml:space="preserve">    missing ← EMPTY LIST</w:t>
@@ -2200,9 +1999,6 @@
     <w:p>
       <w:pPr>
         <w:pStyle w:val="CodeBlock"/>
-        <w:rPr>
-          <w:rFonts w:hint="eastAsia"/>
-        </w:rPr>
       </w:pPr>
       <w:r>
         <w:t xml:space="preserve">    IF customer_key NOT IN customers THEN APPEND "customer" TO missing</w:t>
@@ -2211,9 +2007,6 @@
     <w:p>
       <w:pPr>
         <w:pStyle w:val="CodeBlock"/>
-        <w:rPr>
-          <w:rFonts w:hint="eastAsia"/>
-        </w:rPr>
       </w:pPr>
       <w:r>
         <w:t xml:space="preserve">    IF item_key NOT IN food_items THEN APPEND "food item" TO missing</w:t>
@@ -2222,9 +2015,6 @@
     <w:p>
       <w:pPr>
         <w:pStyle w:val="CodeBlock"/>
-        <w:rPr>
-          <w:rFonts w:hint="eastAsia"/>
-        </w:rPr>
       </w:pPr>
       <w:r>
         <w:t xml:space="preserve">    IF missing IS NOT EMPTY THEN RETURN ERROR(missing)</w:t>
@@ -2233,9 +2023,6 @@
     <w:p>
       <w:pPr>
         <w:pStyle w:val="CodeBlock"/>
-        <w:rPr>
-          <w:rFonts w:hint="eastAsia"/>
-        </w:rPr>
       </w:pPr>
       <w:r>
         <w:t xml:space="preserve">    IF quantity ≤ 0 THEN RETURN ERROR("quantity")</w:t>
@@ -2244,9 +2031,6 @@
     <w:p>
       <w:pPr>
         <w:pStyle w:val="CodeBlock"/>
-        <w:rPr>
-          <w:rFonts w:hint="eastAsia"/>
-        </w:rPr>
       </w:pPr>
       <w:r>
         <w:t xml:space="preserve">    sequence ← LENGTH(orders) + 1</w:t>
@@ -2255,9 +2039,6 @@
     <w:p>
       <w:pPr>
         <w:pStyle w:val="CodeBlock"/>
-        <w:rPr>
-          <w:rFonts w:hint="eastAsia"/>
-        </w:rPr>
       </w:pPr>
       <w:r>
         <w:t xml:space="preserve">    new_id ← FORMAT sequence AS "O0000"</w:t>
@@ -2266,9 +2047,6 @@
     <w:p>
       <w:pPr>
         <w:pStyle w:val="CodeBlock"/>
-        <w:rPr>
-          <w:rFonts w:hint="eastAsia"/>
-        </w:rPr>
       </w:pPr>
       <w:r>
         <w:t xml:space="preserve">    APPEND {new_id, customer_key, item_key, quantity, "Pending"} TO orders</w:t>
@@ -2277,9 +2055,6 @@
     <w:p>
       <w:pPr>
         <w:pStyle w:val="CodeBlock"/>
-        <w:rPr>
-          <w:rFonts w:hint="eastAsia"/>
-        </w:rPr>
       </w:pPr>
       <w:r>
         <w:t xml:space="preserve">    RETURN new_id</w:t>
@@ -2288,9 +2063,6 @@
     <w:p>
       <w:pPr>
         <w:pStyle w:val="CodeBlock"/>
-        <w:rPr>
-          <w:rFonts w:hint="eastAsia"/>
-        </w:rPr>
       </w:pPr>
       <w:r>
         <w:t>END FUNCTION</w:t>
@@ -2307,9 +2079,6 @@
     <w:p>
       <w:pPr>
         <w:pStyle w:val="CodeBlock"/>
-        <w:rPr>
-          <w:rFonts w:hint="eastAsia"/>
-        </w:rPr>
       </w:pPr>
       <w:r>
         <w:t>PROCEDURE REVISE_ORDER_STATE(order_id, requested_state)</w:t>
@@ -2318,9 +2087,6 @@
     <w:p>
       <w:pPr>
         <w:pStyle w:val="CodeBlock"/>
-        <w:rPr>
-          <w:rFonts w:hint="eastAsia"/>
-        </w:rPr>
       </w:pPr>
       <w:r>
         <w:t xml:space="preserve">    candidate ← TITLE(TRIM(requested_state))</w:t>
@@ -2329,9 +2095,6 @@
     <w:p>
       <w:pPr>
         <w:pStyle w:val="CodeBlock"/>
-        <w:rPr>
-          <w:rFonts w:hint="eastAsia"/>
-        </w:rPr>
       </w:pPr>
       <w:r>
         <w:t xml:space="preserve">    allowed ← (Pending, Confirmed, Preparing, Delivered, Cancelled)</w:t>
@@ -2340,9 +2103,6 @@
     <w:p>
       <w:pPr>
         <w:pStyle w:val="CodeBlock"/>
-        <w:rPr>
-          <w:rFonts w:hint="eastAsia"/>
-        </w:rPr>
       </w:pPr>
       <w:r>
         <w:t xml:space="preserve">    IF candidate NOT IN allowed THEN RAISE status_error</w:t>
@@ -2351,9 +2111,6 @@
     <w:p>
       <w:pPr>
         <w:pStyle w:val="CodeBlock"/>
-        <w:rPr>
-          <w:rFonts w:hint="eastAsia"/>
-        </w:rPr>
       </w:pPr>
       <w:r>
         <w:t xml:space="preserve">    found ← FALSE</w:t>
@@ -2362,9 +2119,6 @@
     <w:p>
       <w:pPr>
         <w:pStyle w:val="CodeBlock"/>
-        <w:rPr>
-          <w:rFonts w:hint="eastAsia"/>
-        </w:rPr>
       </w:pPr>
       <w:r>
         <w:t xml:space="preserve">    FOR order IN orders</w:t>
@@ -2373,9 +2127,6 @@
     <w:p>
       <w:pPr>
         <w:pStyle w:val="CodeBlock"/>
-        <w:rPr>
-          <w:rFonts w:hint="eastAsia"/>
-        </w:rPr>
       </w:pPr>
       <w:r>
         <w:lastRenderedPageBreak/>
@@ -2385,9 +2136,6 @@
     <w:p>
       <w:pPr>
         <w:pStyle w:val="CodeBlock"/>
-        <w:rPr>
-          <w:rFonts w:hint="eastAsia"/>
-        </w:rPr>
       </w:pPr>
       <w:r>
         <w:t xml:space="preserve">            order.status ← candidate</w:t>
@@ -2396,9 +2144,6 @@
     <w:p>
       <w:pPr>
         <w:pStyle w:val="CodeBlock"/>
-        <w:rPr>
-          <w:rFonts w:hint="eastAsia"/>
-        </w:rPr>
       </w:pPr>
       <w:r>
         <w:t xml:space="preserve">            found ← TRUE</w:t>
@@ -2407,9 +2152,6 @@
     <w:p>
       <w:pPr>
         <w:pStyle w:val="CodeBlock"/>
-        <w:rPr>
-          <w:rFonts w:hint="eastAsia"/>
-        </w:rPr>
       </w:pPr>
       <w:r>
         <w:t xml:space="preserve">            BREAK</w:t>
@@ -2418,9 +2160,6 @@
     <w:p>
       <w:pPr>
         <w:pStyle w:val="CodeBlock"/>
-        <w:rPr>
-          <w:rFonts w:hint="eastAsia"/>
-        </w:rPr>
       </w:pPr>
       <w:r>
         <w:t xml:space="preserve">        END IF</w:t>
@@ -2429,9 +2168,6 @@
     <w:p>
       <w:pPr>
         <w:pStyle w:val="CodeBlock"/>
-        <w:rPr>
-          <w:rFonts w:hint="eastAsia"/>
-        </w:rPr>
       </w:pPr>
       <w:r>
         <w:t xml:space="preserve">    END FOR</w:t>
@@ -2440,9 +2176,6 @@
     <w:p>
       <w:pPr>
         <w:pStyle w:val="CodeBlock"/>
-        <w:rPr>
-          <w:rFonts w:hint="eastAsia"/>
-        </w:rPr>
       </w:pPr>
       <w:r>
         <w:t xml:space="preserve">    IF found = FALSE THEN RAISE order_not_found_error</w:t>
@@ -2451,9 +2184,6 @@
     <w:p>
       <w:pPr>
         <w:pStyle w:val="CodeBlock"/>
-        <w:rPr>
-          <w:rFonts w:hint="eastAsia"/>
-        </w:rPr>
       </w:pPr>
       <w:r>
         <w:t>END PROCEDURE</w:t>
@@ -2484,9 +2214,6 @@
     <w:p>
       <w:pPr>
         <w:pStyle w:val="CodeBlock"/>
-        <w:rPr>
-          <w:rFonts w:hint="eastAsia"/>
-        </w:rPr>
       </w:pPr>
       <w:r>
         <w:t>FUNCTION FIND_CUSTOMERS(search_text)</w:t>
@@ -2495,9 +2222,6 @@
     <w:p>
       <w:pPr>
         <w:pStyle w:val="CodeBlock"/>
-        <w:rPr>
-          <w:rFonts w:hint="eastAsia"/>
-        </w:rPr>
       </w:pPr>
       <w:r>
         <w:t xml:space="preserve">    needle ← LOWER(TRIM(search_text))</w:t>
@@ -2506,9 +2230,6 @@
     <w:p>
       <w:pPr>
         <w:pStyle w:val="CodeBlock"/>
-        <w:rPr>
-          <w:rFonts w:hint="eastAsia"/>
-        </w:rPr>
       </w:pPr>
       <w:r>
         <w:t xml:space="preserve">    matches ← EMPTY LIST</w:t>
@@ -2517,9 +2238,6 @@
     <w:p>
       <w:pPr>
         <w:pStyle w:val="CodeBlock"/>
-        <w:rPr>
-          <w:rFonts w:hint="eastAsia"/>
-        </w:rPr>
       </w:pPr>
       <w:r>
         <w:t xml:space="preserve">    FOR (customer_id, record) IN customers</w:t>
@@ -2528,9 +2246,6 @@
     <w:p>
       <w:pPr>
         <w:pStyle w:val="CodeBlock"/>
-        <w:rPr>
-          <w:rFonts w:hint="eastAsia"/>
-        </w:rPr>
       </w:pPr>
       <w:r>
         <w:t xml:space="preserve">        searchable ← LOWER(record.name + " " + record.cuisine + " " + record.location)</w:t>
@@ -2539,9 +2254,6 @@
     <w:p>
       <w:pPr>
         <w:pStyle w:val="CodeBlock"/>
-        <w:rPr>
-          <w:rFonts w:hint="eastAsia"/>
-        </w:rPr>
       </w:pPr>
       <w:r>
         <w:t xml:space="preserve">        IF needle OCCURS INSIDE searchable THEN</w:t>
@@ -2550,9 +2262,6 @@
     <w:p>
       <w:pPr>
         <w:pStyle w:val="CodeBlock"/>
-        <w:rPr>
-          <w:rFonts w:hint="eastAsia"/>
-        </w:rPr>
       </w:pPr>
       <w:r>
         <w:t xml:space="preserve">            APPEND (customer_id, record) TO matches</w:t>
@@ -2561,9 +2270,6 @@
     <w:p>
       <w:pPr>
         <w:pStyle w:val="CodeBlock"/>
-        <w:rPr>
-          <w:rFonts w:hint="eastAsia"/>
-        </w:rPr>
       </w:pPr>
       <w:r>
         <w:t xml:space="preserve">        END IF</w:t>
@@ -2572,9 +2278,6 @@
     <w:p>
       <w:pPr>
         <w:pStyle w:val="CodeBlock"/>
-        <w:rPr>
-          <w:rFonts w:hint="eastAsia"/>
-        </w:rPr>
       </w:pPr>
       <w:r>
         <w:t xml:space="preserve">    END FOR</w:t>
@@ -2583,9 +2286,6 @@
     <w:p>
       <w:pPr>
         <w:pStyle w:val="CodeBlock"/>
-        <w:rPr>
-          <w:rFonts w:hint="eastAsia"/>
-        </w:rPr>
       </w:pPr>
       <w:r>
         <w:t xml:space="preserve">    RETURN matches</w:t>
@@ -2594,9 +2294,6 @@
     <w:p>
       <w:pPr>
         <w:pStyle w:val="CodeBlock"/>
-        <w:rPr>
-          <w:rFonts w:hint="eastAsia"/>
-        </w:rPr>
       </w:pPr>
       <w:r>
         <w:t>END FUNCTION</w:t>
@@ -2613,9 +2310,6 @@
     <w:p>
       <w:pPr>
         <w:pStyle w:val="CodeBlock"/>
-        <w:rPr>
-          <w:rFonts w:hint="eastAsia"/>
-        </w:rPr>
       </w:pPr>
       <w:r>
         <w:t>FUNCTION CALCULATE_CUSTOMER_TOTAL(customer_id)</w:t>
@@ -2624,9 +2318,6 @@
     <w:p>
       <w:pPr>
         <w:pStyle w:val="CodeBlock"/>
-        <w:rPr>
-          <w:rFonts w:hint="eastAsia"/>
-        </w:rPr>
       </w:pPr>
       <w:r>
         <w:t xml:space="preserve">    running_total ← 0</w:t>
@@ -2635,9 +2326,6 @@
     <w:p>
       <w:pPr>
         <w:pStyle w:val="CodeBlock"/>
-        <w:rPr>
-          <w:rFonts w:hint="eastAsia"/>
-        </w:rPr>
       </w:pPr>
       <w:r>
         <w:t xml:space="preserve">    customer_orders ← FILTER orders WHERE order.customer_id = customer_id</w:t>
@@ -2646,9 +2334,6 @@
     <w:p>
       <w:pPr>
         <w:pStyle w:val="CodeBlock"/>
-        <w:rPr>
-          <w:rFonts w:hint="eastAsia"/>
-        </w:rPr>
       </w:pPr>
       <w:r>
         <w:t xml:space="preserve">    FOR each order IN customer_orders</w:t>
@@ -2657,9 +2342,6 @@
     <w:p>
       <w:pPr>
         <w:pStyle w:val="CodeBlock"/>
-        <w:rPr>
-          <w:rFonts w:hint="eastAsia"/>
-        </w:rPr>
       </w:pPr>
       <w:r>
         <w:t xml:space="preserve">        IF order.status ≠ "Cancelled" THEN</w:t>
@@ -2668,9 +2350,6 @@
     <w:p>
       <w:pPr>
         <w:pStyle w:val="CodeBlock"/>
-        <w:rPr>
-          <w:rFonts w:hint="eastAsia"/>
-        </w:rPr>
       </w:pPr>
       <w:r>
         <w:t xml:space="preserve">            unit_price ← food_items[order.food_code].price</w:t>
@@ -2679,9 +2358,6 @@
     <w:p>
       <w:pPr>
         <w:pStyle w:val="CodeBlock"/>
-        <w:rPr>
-          <w:rFonts w:hint="eastAsia"/>
-        </w:rPr>
       </w:pPr>
       <w:r>
         <w:t xml:space="preserve">            line_value ← unit_price × order.quantity</w:t>
@@ -2690,9 +2366,6 @@
     <w:p>
       <w:pPr>
         <w:pStyle w:val="CodeBlock"/>
-        <w:rPr>
-          <w:rFonts w:hint="eastAsia"/>
-        </w:rPr>
       </w:pPr>
       <w:r>
         <w:t xml:space="preserve">            running_total ← running_total + line_value</w:t>
@@ -2701,9 +2374,6 @@
     <w:p>
       <w:pPr>
         <w:pStyle w:val="CodeBlock"/>
-        <w:rPr>
-          <w:rFonts w:hint="eastAsia"/>
-        </w:rPr>
       </w:pPr>
       <w:r>
         <w:t xml:space="preserve">        END IF</w:t>
@@ -2712,9 +2382,6 @@
     <w:p>
       <w:pPr>
         <w:pStyle w:val="CodeBlock"/>
-        <w:rPr>
-          <w:rFonts w:hint="eastAsia"/>
-        </w:rPr>
       </w:pPr>
       <w:r>
         <w:t xml:space="preserve">    END FOR</w:t>
@@ -2723,9 +2390,6 @@
     <w:p>
       <w:pPr>
         <w:pStyle w:val="CodeBlock"/>
-        <w:rPr>
-          <w:rFonts w:hint="eastAsia"/>
-        </w:rPr>
       </w:pPr>
       <w:r>
         <w:t xml:space="preserve">    RETURN running_total</w:t>
@@ -2734,9 +2398,6 @@
     <w:p>
       <w:pPr>
         <w:pStyle w:val="CodeBlock"/>
-        <w:rPr>
-          <w:rFonts w:hint="eastAsia"/>
-        </w:rPr>
       </w:pPr>
       <w:r>
         <w:t>END FUNCTION</w:t>
@@ -2753,9 +2414,6 @@
     <w:p>
       <w:pPr>
         <w:pStyle w:val="CodeBlock"/>
-        <w:rPr>
-          <w:rFonts w:hint="eastAsia"/>
-        </w:rPr>
       </w:pPr>
       <w:r>
         <w:t>ALGORITHM BUILD_CANCELLATION_REPORT</w:t>
@@ -2764,9 +2422,6 @@
     <w:p>
       <w:pPr>
         <w:pStyle w:val="CodeBlock"/>
-        <w:rPr>
-          <w:rFonts w:hint="eastAsia"/>
-        </w:rPr>
       </w:pPr>
       <w:r>
         <w:t xml:space="preserve">    report ← EMPTY DICTIONARY</w:t>
@@ -2775,9 +2430,6 @@
     <w:p>
       <w:pPr>
         <w:pStyle w:val="CodeBlock"/>
-        <w:rPr>
-          <w:rFonts w:hint="eastAsia"/>
-        </w:rPr>
       </w:pPr>
       <w:r>
         <w:t xml:space="preserve">    FOR each food_code IN food_items KEYS</w:t>
@@ -2786,9 +2438,6 @@
     <w:p>
       <w:pPr>
         <w:pStyle w:val="CodeBlock"/>
-        <w:rPr>
-          <w:rFonts w:hint="eastAsia"/>
-        </w:rPr>
       </w:pPr>
       <w:r>
         <w:t xml:space="preserve">        related ← SELECT orders WHERE food_code MATCHES</w:t>
@@ -2797,9 +2446,6 @@
     <w:p>
       <w:pPr>
         <w:pStyle w:val="CodeBlock"/>
-        <w:rPr>
-          <w:rFonts w:hint="eastAsia"/>
-        </w:rPr>
       </w:pPr>
       <w:r>
         <w:t xml:space="preserve">        IF COUNT(related) &gt; 0 THEN</w:t>
@@ -2808,9 +2454,6 @@
     <w:p>
       <w:pPr>
         <w:pStyle w:val="CodeBlock"/>
-        <w:rPr>
-          <w:rFonts w:hint="eastAsia"/>
-        </w:rPr>
       </w:pPr>
       <w:r>
         <w:t xml:space="preserve">            cancelled_count ← COUNT entries IN related WITH status = "Cancelled"</w:t>
@@ -2819,9 +2462,6 @@
     <w:p>
       <w:pPr>
         <w:pStyle w:val="CodeBlock"/>
-        <w:rPr>
-          <w:rFonts w:hint="eastAsia"/>
-        </w:rPr>
       </w:pPr>
       <w:r>
         <w:t xml:space="preserve">            percentage ← (cancelled_count / COUNT(related)) × 100</w:t>
@@ -2830,9 +2470,6 @@
     <w:p>
       <w:pPr>
         <w:pStyle w:val="CodeBlock"/>
-        <w:rPr>
-          <w:rFonts w:hint="eastAsia"/>
-        </w:rPr>
       </w:pPr>
       <w:r>
         <w:t xml:space="preserve">            report[food_code] ← ROUND(percentage, 2)</w:t>
@@ -2841,9 +2478,6 @@
     <w:p>
       <w:pPr>
         <w:pStyle w:val="CodeBlock"/>
-        <w:rPr>
-          <w:rFonts w:hint="eastAsia"/>
-        </w:rPr>
       </w:pPr>
       <w:r>
         <w:t xml:space="preserve">        END IF</w:t>
@@ -2852,9 +2486,6 @@
     <w:p>
       <w:pPr>
         <w:pStyle w:val="CodeBlock"/>
-        <w:rPr>
-          <w:rFonts w:hint="eastAsia"/>
-        </w:rPr>
       </w:pPr>
       <w:r>
         <w:t xml:space="preserve">    END FOR</w:t>
@@ -2863,9 +2494,6 @@
     <w:p>
       <w:pPr>
         <w:pStyle w:val="CodeBlock"/>
-        <w:rPr>
-          <w:rFonts w:hint="eastAsia"/>
-        </w:rPr>
       </w:pPr>
       <w:r>
         <w:t xml:space="preserve">    RETURN report</w:t>
@@ -2874,9 +2502,6 @@
     <w:p>
       <w:pPr>
         <w:pStyle w:val="CodeBlock"/>
-        <w:rPr>
-          <w:rFonts w:hint="eastAsia"/>
-        </w:rPr>
       </w:pPr>
       <w:r>
         <w:t>END ALGORITHM</w:t>
@@ -2893,9 +2518,6 @@
     <w:p>
       <w:pPr>
         <w:pStyle w:val="CodeBlock"/>
-        <w:rPr>
-          <w:rFonts w:hint="eastAsia"/>
-        </w:rPr>
       </w:pPr>
       <w:r>
         <w:t>PROCEDURE RESTORE_DATA(folder)</w:t>
@@ -2904,9 +2526,6 @@
     <w:p>
       <w:pPr>
         <w:pStyle w:val="CodeBlock"/>
-        <w:rPr>
-          <w:rFonts w:hint="eastAsia"/>
-        </w:rPr>
       </w:pPr>
       <w:r>
         <w:t xml:space="preserve">    success ← FALSE</w:t>
@@ -2915,9 +2534,6 @@
     <w:p>
       <w:pPr>
         <w:pStyle w:val="CodeBlock"/>
-        <w:rPr>
-          <w:rFonts w:hint="eastAsia"/>
-        </w:rPr>
       </w:pPr>
       <w:r>
         <w:t xml:space="preserve">    TRY</w:t>
@@ -2926,9 +2542,6 @@
     <w:p>
       <w:pPr>
         <w:pStyle w:val="CodeBlock"/>
-        <w:rPr>
-          <w:rFonts w:hint="eastAsia"/>
-        </w:rPr>
       </w:pPr>
       <w:r>
         <w:t xml:space="preserve">        OPEN customers.csv AND rebuild customer dictionary</w:t>
@@ -2937,9 +2550,6 @@
     <w:p>
       <w:pPr>
         <w:pStyle w:val="CodeBlock"/>
-        <w:rPr>
-          <w:rFonts w:hint="eastAsia"/>
-        </w:rPr>
       </w:pPr>
       <w:r>
         <w:t xml:space="preserve">        OPEN food_items.csv AND rebuild food-item dictionary</w:t>
@@ -2948,9 +2558,6 @@
     <w:p>
       <w:pPr>
         <w:pStyle w:val="CodeBlock"/>
-        <w:rPr>
-          <w:rFonts w:hint="eastAsia"/>
-        </w:rPr>
       </w:pPr>
       <w:r>
         <w:t xml:space="preserve">        OPEN orders.csv AND rebuild order list</w:t>
@@ -2959,9 +2566,6 @@
     <w:p>
       <w:pPr>
         <w:pStyle w:val="CodeBlock"/>
-        <w:rPr>
-          <w:rFonts w:hint="eastAsia"/>
-        </w:rPr>
       </w:pPr>
       <w:r>
         <w:t xml:space="preserve">        CONVERT quantity fields TO INTEGER</w:t>
@@ -2970,9 +2574,6 @@
     <w:p>
       <w:pPr>
         <w:pStyle w:val="CodeBlock"/>
-        <w:rPr>
-          <w:rFonts w:hint="eastAsia"/>
-        </w:rPr>
       </w:pPr>
       <w:r>
         <w:t xml:space="preserve">        success ← TRUE</w:t>
@@ -2981,9 +2582,6 @@
     <w:p>
       <w:pPr>
         <w:pStyle w:val="CodeBlock"/>
-        <w:rPr>
-          <w:rFonts w:hint="eastAsia"/>
-        </w:rPr>
       </w:pPr>
       <w:r>
         <w:t xml:space="preserve">    CATCH file_not_found</w:t>
@@ -2992,9 +2590,6 @@
     <w:p>
       <w:pPr>
         <w:pStyle w:val="CodeBlock"/>
-        <w:rPr>
-          <w:rFonts w:hint="eastAsia"/>
-        </w:rPr>
       </w:pPr>
       <w:r>
         <w:t xml:space="preserve">        DISPLAY "Saved data not found; start with empty records"</w:t>
@@ -3003,9 +2598,6 @@
     <w:p>
       <w:pPr>
         <w:pStyle w:val="CodeBlock"/>
-        <w:rPr>
-          <w:rFonts w:hint="eastAsia"/>
-        </w:rPr>
       </w:pPr>
       <w:r>
         <w:t xml:space="preserve">    FINALLY</w:t>
@@ -3014,9 +2606,6 @@
     <w:p>
       <w:pPr>
         <w:pStyle w:val="CodeBlock"/>
-        <w:rPr>
-          <w:rFonts w:hint="eastAsia"/>
-        </w:rPr>
       </w:pPr>
       <w:r>
         <w:t xml:space="preserve">        RELEASE any open file resources</w:t>
@@ -3025,9 +2614,6 @@
     <w:p>
       <w:pPr>
         <w:pStyle w:val="CodeBlock"/>
-        <w:rPr>
-          <w:rFonts w:hint="eastAsia"/>
-        </w:rPr>
       </w:pPr>
       <w:r>
         <w:t xml:space="preserve">    END TRY</w:t>
@@ -3036,9 +2622,6 @@
     <w:p>
       <w:pPr>
         <w:pStyle w:val="CodeBlock"/>
-        <w:rPr>
-          <w:rFonts w:hint="eastAsia"/>
-        </w:rPr>
       </w:pPr>
       <w:r>
         <w:t xml:space="preserve">    RETURN success</w:t>
@@ -3047,9 +2630,6 @@
     <w:p>
       <w:pPr>
         <w:pStyle w:val="CodeBlock"/>
-        <w:rPr>
-          <w:rFonts w:hint="eastAsia"/>
-        </w:rPr>
       </w:pPr>
       <w:r>
         <w:t>END PROCEDURE</w:t>
@@ -3358,9 +2938,6 @@
     <w:p>
       <w:pPr>
         <w:pStyle w:val="CodeBlock"/>
-        <w:rPr>
-          <w:rFonts w:hint="eastAsia"/>
-        </w:rPr>
       </w:pPr>
       <w:r>
         <w:t>import csv</w:t>
@@ -3369,9 +2946,6 @@
     <w:p>
       <w:pPr>
         <w:pStyle w:val="CodeBlock"/>
-        <w:rPr>
-          <w:rFonts w:hint="eastAsia"/>
-        </w:rPr>
       </w:pPr>
       <w:r>
         <w:t>from pathlib import Path</w:t>
@@ -3380,9 +2954,6 @@
     <w:p>
       <w:pPr>
         <w:pStyle w:val="CodeBlock"/>
-        <w:rPr>
-          <w:rFonts w:hint="eastAsia"/>
-        </w:rPr>
       </w:pPr>
       <w:r>
         <w:t>from collections import Counter</w:t>
@@ -3391,17 +2962,11 @@
     <w:p>
       <w:pPr>
         <w:pStyle w:val="CodeBlock"/>
-        <w:rPr>
-          <w:rFonts w:hint="eastAsia"/>
-        </w:rPr>
-      </w:pPr>
-    </w:p>
-    <w:p>
-      <w:pPr>
-        <w:pStyle w:val="CodeBlock"/>
-        <w:rPr>
-          <w:rFonts w:hint="eastAsia"/>
-        </w:rPr>
+      </w:pPr>
+    </w:p>
+    <w:p>
+      <w:pPr>
+        <w:pStyle w:val="CodeBlock"/>
       </w:pPr>
       <w:r>
         <w:t>VALID_STATUS = ("Pending", "Confirmed", "Preparing", "Delivered", "Cancelled")</w:t>
@@ -3410,17 +2975,11 @@
     <w:p>
       <w:pPr>
         <w:pStyle w:val="CodeBlock"/>
-        <w:rPr>
-          <w:rFonts w:hint="eastAsia"/>
-        </w:rPr>
-      </w:pPr>
-    </w:p>
-    <w:p>
-      <w:pPr>
-        <w:pStyle w:val="CodeBlock"/>
-        <w:rPr>
-          <w:rFonts w:hint="eastAsia"/>
-        </w:rPr>
+      </w:pPr>
+    </w:p>
+    <w:p>
+      <w:pPr>
+        <w:pStyle w:val="CodeBlock"/>
       </w:pPr>
       <w:r>
         <w:t>class OrderInputError(Exception):</w:t>
@@ -3429,9 +2988,6 @@
     <w:p>
       <w:pPr>
         <w:pStyle w:val="CodeBlock"/>
-        <w:rPr>
-          <w:rFonts w:hint="eastAsia"/>
-        </w:rPr>
       </w:pPr>
       <w:r>
         <w:t xml:space="preserve">    pass</w:t>
@@ -3440,17 +2996,11 @@
     <w:p>
       <w:pPr>
         <w:pStyle w:val="CodeBlock"/>
-        <w:rPr>
-          <w:rFonts w:hint="eastAsia"/>
-        </w:rPr>
-      </w:pPr>
-    </w:p>
-    <w:p>
-      <w:pPr>
-        <w:pStyle w:val="CodeBlock"/>
-        <w:rPr>
-          <w:rFonts w:hint="eastAsia"/>
-        </w:rPr>
+      </w:pPr>
+    </w:p>
+    <w:p>
+      <w:pPr>
+        <w:pStyle w:val="CodeBlock"/>
       </w:pPr>
       <w:r>
         <w:t>class FoodOrderSystem:</w:t>
@@ -3459,9 +3009,6 @@
     <w:p>
       <w:pPr>
         <w:pStyle w:val="CodeBlock"/>
-        <w:rPr>
-          <w:rFonts w:hint="eastAsia"/>
-        </w:rPr>
       </w:pPr>
       <w:r>
         <w:t xml:space="preserve">    def __init__(self):</w:t>
@@ -3470,9 +3017,6 @@
     <w:p>
       <w:pPr>
         <w:pStyle w:val="CodeBlock"/>
-        <w:rPr>
-          <w:rFonts w:hint="eastAsia"/>
-        </w:rPr>
       </w:pPr>
       <w:r>
         <w:t xml:space="preserve">        self.customers = {}</w:t>
@@ -3481,9 +3025,6 @@
     <w:p>
       <w:pPr>
         <w:pStyle w:val="CodeBlock"/>
-        <w:rPr>
-          <w:rFonts w:hint="eastAsia"/>
-        </w:rPr>
       </w:pPr>
       <w:r>
         <w:t xml:space="preserve">        self.food_items = {}</w:t>
@@ -3492,9 +3033,6 @@
     <w:p>
       <w:pPr>
         <w:pStyle w:val="CodeBlock"/>
-        <w:rPr>
-          <w:rFonts w:hint="eastAsia"/>
-        </w:rPr>
       </w:pPr>
       <w:r>
         <w:t xml:space="preserve">        self.orders = []</w:t>
@@ -3503,17 +3041,11 @@
     <w:p>
       <w:pPr>
         <w:pStyle w:val="CodeBlock"/>
-        <w:rPr>
-          <w:rFonts w:hint="eastAsia"/>
-        </w:rPr>
-      </w:pPr>
-    </w:p>
-    <w:p>
-      <w:pPr>
-        <w:pStyle w:val="CodeBlock"/>
-        <w:rPr>
-          <w:rFonts w:hint="eastAsia"/>
-        </w:rPr>
+      </w:pPr>
+    </w:p>
+    <w:p>
+      <w:pPr>
+        <w:pStyle w:val="CodeBlock"/>
       </w:pPr>
       <w:r>
         <w:t xml:space="preserve">    def add_customer(self, customer_id, name, cuisine, location):</w:t>
@@ -3522,9 +3054,6 @@
     <w:p>
       <w:pPr>
         <w:pStyle w:val="CodeBlock"/>
-        <w:rPr>
-          <w:rFonts w:hint="eastAsia"/>
-        </w:rPr>
       </w:pPr>
       <w:r>
         <w:t xml:space="preserve">        customer_id = customer_id.strip().upper()</w:t>
@@ -3533,9 +3062,6 @@
     <w:p>
       <w:pPr>
         <w:pStyle w:val="CodeBlock"/>
-        <w:rPr>
-          <w:rFonts w:hint="eastAsia"/>
-        </w:rPr>
       </w:pPr>
       <w:r>
         <w:t xml:space="preserve">        if not customer_id or customer_id in self.customers:</w:t>
@@ -3544,9 +3070,6 @@
     <w:p>
       <w:pPr>
         <w:pStyle w:val="CodeBlock"/>
-        <w:rPr>
-          <w:rFonts w:hint="eastAsia"/>
-        </w:rPr>
       </w:pPr>
       <w:r>
         <w:t xml:space="preserve">            raise OrderInputError("Customer ID is empty or already exists")</w:t>
@@ -3555,9 +3078,6 @@
     <w:p>
       <w:pPr>
         <w:pStyle w:val="CodeBlock"/>
-        <w:rPr>
-          <w:rFonts w:hint="eastAsia"/>
-        </w:rPr>
       </w:pPr>
       <w:r>
         <w:t xml:space="preserve">        self.customers[customer_id] = {</w:t>
@@ -3566,9 +3086,6 @@
     <w:p>
       <w:pPr>
         <w:pStyle w:val="CodeBlock"/>
-        <w:rPr>
-          <w:rFonts w:hint="eastAsia"/>
-        </w:rPr>
       </w:pPr>
       <w:r>
         <w:t xml:space="preserve">            "name": name.strip().title(), "cuisine": cuisine.strip().title(),</w:t>
@@ -3577,9 +3094,6 @@
     <w:p>
       <w:pPr>
         <w:pStyle w:val="CodeBlock"/>
-        <w:rPr>
-          <w:rFonts w:hint="eastAsia"/>
-        </w:rPr>
       </w:pPr>
       <w:r>
         <w:t xml:space="preserve">            "location": location.strip().title()</w:t>
@@ -3588,9 +3102,6 @@
     <w:p>
       <w:pPr>
         <w:pStyle w:val="CodeBlock"/>
-        <w:rPr>
-          <w:rFonts w:hint="eastAsia"/>
-        </w:rPr>
       </w:pPr>
       <w:r>
         <w:t xml:space="preserve">        }</w:t>
@@ -3599,9 +3110,6 @@
     <w:p>
       <w:pPr>
         <w:pStyle w:val="CodeBlock"/>
-        <w:rPr>
-          <w:rFonts w:hint="eastAsia"/>
-        </w:rPr>
       </w:pPr>
       <w:r>
         <w:t xml:space="preserve">        return customer_id</w:t>
@@ -3610,17 +3118,11 @@
     <w:p>
       <w:pPr>
         <w:pStyle w:val="CodeBlock"/>
-        <w:rPr>
-          <w:rFonts w:hint="eastAsia"/>
-        </w:rPr>
-      </w:pPr>
-    </w:p>
-    <w:p>
-      <w:pPr>
-        <w:pStyle w:val="CodeBlock"/>
-        <w:rPr>
-          <w:rFonts w:hint="eastAsia"/>
-        </w:rPr>
+      </w:pPr>
+    </w:p>
+    <w:p>
+      <w:pPr>
+        <w:pStyle w:val="CodeBlock"/>
       </w:pPr>
       <w:r>
         <w:t xml:space="preserve">    def update_customer(self, customer_id, **changes):</w:t>
@@ -3629,9 +3131,6 @@
     <w:p>
       <w:pPr>
         <w:pStyle w:val="CodeBlock"/>
-        <w:rPr>
-          <w:rFonts w:hint="eastAsia"/>
-        </w:rPr>
       </w:pPr>
       <w:r>
         <w:t xml:space="preserve">        customer_id = customer_id.strip().upper()</w:t>
@@ -3640,9 +3139,6 @@
     <w:p>
       <w:pPr>
         <w:pStyle w:val="CodeBlock"/>
-        <w:rPr>
-          <w:rFonts w:hint="eastAsia"/>
-        </w:rPr>
       </w:pPr>
       <w:r>
         <w:t xml:space="preserve">        if customer_id not in self.customers:</w:t>
@@ -3651,9 +3147,6 @@
     <w:p>
       <w:pPr>
         <w:pStyle w:val="CodeBlock"/>
-        <w:rPr>
-          <w:rFonts w:hint="eastAsia"/>
-        </w:rPr>
       </w:pPr>
       <w:r>
         <w:t xml:space="preserve">            raise OrderInputError("Customer not found")</w:t>
@@ -3662,9 +3155,6 @@
     <w:p>
       <w:pPr>
         <w:pStyle w:val="CodeBlock"/>
-        <w:rPr>
-          <w:rFonts w:hint="eastAsia"/>
-        </w:rPr>
       </w:pPr>
       <w:r>
         <w:t xml:space="preserve">        for key in ("name", "cuisine", "location"):</w:t>
@@ -3673,9 +3163,6 @@
     <w:p>
       <w:pPr>
         <w:pStyle w:val="CodeBlock"/>
-        <w:rPr>
-          <w:rFonts w:hint="eastAsia"/>
-        </w:rPr>
       </w:pPr>
       <w:r>
         <w:t xml:space="preserve">            if key in changes and str(changes[key]).strip():</w:t>
@@ -3684,9 +3171,6 @@
     <w:p>
       <w:pPr>
         <w:pStyle w:val="CodeBlock"/>
-        <w:rPr>
-          <w:rFonts w:hint="eastAsia"/>
-        </w:rPr>
       </w:pPr>
       <w:r>
         <w:t xml:space="preserve">                self.customers[customer_id][key] = str(changes[key]).strip().title()</w:t>
@@ -3695,17 +3179,11 @@
     <w:p>
       <w:pPr>
         <w:pStyle w:val="CodeBlock"/>
-        <w:rPr>
-          <w:rFonts w:hint="eastAsia"/>
-        </w:rPr>
-      </w:pPr>
-    </w:p>
-    <w:p>
-      <w:pPr>
-        <w:pStyle w:val="CodeBlock"/>
-        <w:rPr>
-          <w:rFonts w:hint="eastAsia"/>
-        </w:rPr>
+      </w:pPr>
+    </w:p>
+    <w:p>
+      <w:pPr>
+        <w:pStyle w:val="CodeBlock"/>
       </w:pPr>
       <w:r>
         <w:t xml:space="preserve">    def delete_customer(self, customer_id):</w:t>
@@ -3714,9 +3192,6 @@
     <w:p>
       <w:pPr>
         <w:pStyle w:val="CodeBlock"/>
-        <w:rPr>
-          <w:rFonts w:hint="eastAsia"/>
-        </w:rPr>
       </w:pPr>
       <w:r>
         <w:t xml:space="preserve">        customer_id = customer_id.strip().upper()</w:t>
@@ -3725,9 +3200,6 @@
     <w:p>
       <w:pPr>
         <w:pStyle w:val="CodeBlock"/>
-        <w:rPr>
-          <w:rFonts w:hint="eastAsia"/>
-        </w:rPr>
       </w:pPr>
       <w:r>
         <w:t xml:space="preserve">        if customer_id not in self.customers:</w:t>
@@ -3736,9 +3208,6 @@
     <w:p>
       <w:pPr>
         <w:pStyle w:val="CodeBlock"/>
-        <w:rPr>
-          <w:rFonts w:hint="eastAsia"/>
-        </w:rPr>
       </w:pPr>
       <w:r>
         <w:t xml:space="preserve">            raise OrderInputError("Customer not found")</w:t>
@@ -3747,9 +3216,6 @@
     <w:p>
       <w:pPr>
         <w:pStyle w:val="CodeBlock"/>
-        <w:rPr>
-          <w:rFonts w:hint="eastAsia"/>
-        </w:rPr>
       </w:pPr>
       <w:r>
         <w:t xml:space="preserve">        del self.customers[customer_id]</w:t>
@@ -3758,9 +3224,6 @@
     <w:p>
       <w:pPr>
         <w:pStyle w:val="CodeBlock"/>
-        <w:rPr>
-          <w:rFonts w:hint="eastAsia"/>
-        </w:rPr>
       </w:pPr>
       <w:r>
         <w:t xml:space="preserve">        self.orders = [o for o in self.orders if o["customer_id"] != customer_id]</w:t>
@@ -3769,17 +3232,11 @@
     <w:p>
       <w:pPr>
         <w:pStyle w:val="CodeBlock"/>
-        <w:rPr>
-          <w:rFonts w:hint="eastAsia"/>
-        </w:rPr>
-      </w:pPr>
-    </w:p>
-    <w:p>
-      <w:pPr>
-        <w:pStyle w:val="CodeBlock"/>
-        <w:rPr>
-          <w:rFonts w:hint="eastAsia"/>
-        </w:rPr>
+      </w:pPr>
+    </w:p>
+    <w:p>
+      <w:pPr>
+        <w:pStyle w:val="CodeBlock"/>
       </w:pPr>
       <w:r>
         <w:t xml:space="preserve">    def add_food_item(self, code, name, price, cuisine):</w:t>
@@ -3788,9 +3245,6 @@
     <w:p>
       <w:pPr>
         <w:pStyle w:val="CodeBlock"/>
-        <w:rPr>
-          <w:rFonts w:hint="eastAsia"/>
-        </w:rPr>
       </w:pPr>
       <w:r>
         <w:t xml:space="preserve">        code = code.strip().upper()</w:t>
@@ -3799,9 +3253,6 @@
     <w:p>
       <w:pPr>
         <w:pStyle w:val="CodeBlock"/>
-        <w:rPr>
-          <w:rFonts w:hint="eastAsia"/>
-        </w:rPr>
       </w:pPr>
       <w:r>
         <w:t xml:space="preserve">        price = float(price)</w:t>
@@ -3810,9 +3261,6 @@
     <w:p>
       <w:pPr>
         <w:pStyle w:val="CodeBlock"/>
-        <w:rPr>
-          <w:rFonts w:hint="eastAsia"/>
-        </w:rPr>
       </w:pPr>
       <w:r>
         <w:t xml:space="preserve">        if not code or code in self.food_items or price &lt;= 0:</w:t>
@@ -3821,9 +3269,6 @@
     <w:p>
       <w:pPr>
         <w:pStyle w:val="CodeBlock"/>
-        <w:rPr>
-          <w:rFonts w:hint="eastAsia"/>
-        </w:rPr>
       </w:pPr>
       <w:r>
         <w:t xml:space="preserve">            raise OrderInputError("Invalid or duplicate food item")</w:t>
@@ -3832,9 +3277,6 @@
     <w:p>
       <w:pPr>
         <w:pStyle w:val="CodeBlock"/>
-        <w:rPr>
-          <w:rFonts w:hint="eastAsia"/>
-        </w:rPr>
       </w:pPr>
       <w:r>
         <w:t xml:space="preserve">        self.food_items[code] = {</w:t>
@@ -3843,9 +3285,6 @@
     <w:p>
       <w:pPr>
         <w:pStyle w:val="CodeBlock"/>
-        <w:rPr>
-          <w:rFonts w:hint="eastAsia"/>
-        </w:rPr>
       </w:pPr>
       <w:r>
         <w:lastRenderedPageBreak/>
@@ -3855,9 +3294,6 @@
     <w:p>
       <w:pPr>
         <w:pStyle w:val="CodeBlock"/>
-        <w:rPr>
-          <w:rFonts w:hint="eastAsia"/>
-        </w:rPr>
       </w:pPr>
       <w:r>
         <w:t xml:space="preserve">        }</w:t>
@@ -3866,9 +3302,6 @@
     <w:p>
       <w:pPr>
         <w:pStyle w:val="CodeBlock"/>
-        <w:rPr>
-          <w:rFonts w:hint="eastAsia"/>
-        </w:rPr>
       </w:pPr>
       <w:r>
         <w:t xml:space="preserve">        return code</w:t>
@@ -3877,17 +3310,11 @@
     <w:p>
       <w:pPr>
         <w:pStyle w:val="CodeBlock"/>
-        <w:rPr>
-          <w:rFonts w:hint="eastAsia"/>
-        </w:rPr>
-      </w:pPr>
-    </w:p>
-    <w:p>
-      <w:pPr>
-        <w:pStyle w:val="CodeBlock"/>
-        <w:rPr>
-          <w:rFonts w:hint="eastAsia"/>
-        </w:rPr>
+      </w:pPr>
+    </w:p>
+    <w:p>
+      <w:pPr>
+        <w:pStyle w:val="CodeBlock"/>
       </w:pPr>
       <w:r>
         <w:t xml:space="preserve">    def update_food_item(self, code, name=None, price=None, cuisine=None):</w:t>
@@ -3896,9 +3323,6 @@
     <w:p>
       <w:pPr>
         <w:pStyle w:val="CodeBlock"/>
-        <w:rPr>
-          <w:rFonts w:hint="eastAsia"/>
-        </w:rPr>
       </w:pPr>
       <w:r>
         <w:t xml:space="preserve">        code = code.strip().upper()</w:t>
@@ -3907,9 +3331,6 @@
     <w:p>
       <w:pPr>
         <w:pStyle w:val="CodeBlock"/>
-        <w:rPr>
-          <w:rFonts w:hint="eastAsia"/>
-        </w:rPr>
       </w:pPr>
       <w:r>
         <w:t xml:space="preserve">        if code not in self.food_items:</w:t>
@@ -3918,9 +3339,6 @@
     <w:p>
       <w:pPr>
         <w:pStyle w:val="CodeBlock"/>
-        <w:rPr>
-          <w:rFonts w:hint="eastAsia"/>
-        </w:rPr>
       </w:pPr>
       <w:r>
         <w:t xml:space="preserve">            raise OrderInputError("Food item not found")</w:t>
@@ -3929,9 +3347,6 @@
     <w:p>
       <w:pPr>
         <w:pStyle w:val="CodeBlock"/>
-        <w:rPr>
-          <w:rFonts w:hint="eastAsia"/>
-        </w:rPr>
       </w:pPr>
       <w:r>
         <w:t xml:space="preserve">        if name: self.food_items[code]["name"] = name.strip().title()</w:t>
@@ -3948,9 +3363,6 @@
     <w:p>
       <w:pPr>
         <w:pStyle w:val="CodeBlock"/>
-        <w:rPr>
-          <w:rFonts w:hint="eastAsia"/>
-        </w:rPr>
       </w:pPr>
       <w:r>
         <w:t xml:space="preserve">        if price is not None:</w:t>
@@ -3959,9 +3371,6 @@
     <w:p>
       <w:pPr>
         <w:pStyle w:val="CodeBlock"/>
-        <w:rPr>
-          <w:rFonts w:hint="eastAsia"/>
-        </w:rPr>
       </w:pPr>
       <w:r>
         <w:t xml:space="preserve">            price = float(price)</w:t>
@@ -3970,9 +3379,6 @@
     <w:p>
       <w:pPr>
         <w:pStyle w:val="CodeBlock"/>
-        <w:rPr>
-          <w:rFonts w:hint="eastAsia"/>
-        </w:rPr>
       </w:pPr>
       <w:r>
         <w:t xml:space="preserve">            if price &lt;= 0: raise OrderInputError("Price must be positive")</w:t>
@@ -3981,9 +3387,6 @@
     <w:p>
       <w:pPr>
         <w:pStyle w:val="CodeBlock"/>
-        <w:rPr>
-          <w:rFonts w:hint="eastAsia"/>
-        </w:rPr>
       </w:pPr>
       <w:r>
         <w:t xml:space="preserve">            self.food_items[code]["price"] = price</w:t>
@@ -3992,9 +3395,6 @@
     <w:p>
       <w:pPr>
         <w:pStyle w:val="CodeBlock"/>
-        <w:rPr>
-          <w:rFonts w:hint="eastAsia"/>
-        </w:rPr>
       </w:pPr>
       <w:r>
         <w:t xml:space="preserve">        if cuisine: self.food_items[code]["cuisine"] = cuisine.strip().title()</w:t>
@@ -4003,17 +3403,11 @@
     <w:p>
       <w:pPr>
         <w:pStyle w:val="CodeBlock"/>
-        <w:rPr>
-          <w:rFonts w:hint="eastAsia"/>
-        </w:rPr>
-      </w:pPr>
-    </w:p>
-    <w:p>
-      <w:pPr>
-        <w:pStyle w:val="CodeBlock"/>
-        <w:rPr>
-          <w:rFonts w:hint="eastAsia"/>
-        </w:rPr>
+      </w:pPr>
+    </w:p>
+    <w:p>
+      <w:pPr>
+        <w:pStyle w:val="CodeBlock"/>
       </w:pPr>
       <w:r>
         <w:t xml:space="preserve">    def delete_food_item(self, code):</w:t>
@@ -4022,9 +3416,6 @@
     <w:p>
       <w:pPr>
         <w:pStyle w:val="CodeBlock"/>
-        <w:rPr>
-          <w:rFonts w:hint="eastAsia"/>
-        </w:rPr>
       </w:pPr>
       <w:r>
         <w:t xml:space="preserve">        code = code.strip().upper()</w:t>
@@ -4033,9 +3424,6 @@
     <w:p>
       <w:pPr>
         <w:pStyle w:val="CodeBlock"/>
-        <w:rPr>
-          <w:rFonts w:hint="eastAsia"/>
-        </w:rPr>
       </w:pPr>
       <w:r>
         <w:t xml:space="preserve">        if code not in self.food_items:</w:t>
@@ -4044,9 +3432,6 @@
     <w:p>
       <w:pPr>
         <w:pStyle w:val="CodeBlock"/>
-        <w:rPr>
-          <w:rFonts w:hint="eastAsia"/>
-        </w:rPr>
       </w:pPr>
       <w:r>
         <w:t xml:space="preserve">            raise OrderInputError("Food item not found")</w:t>
@@ -4055,9 +3440,6 @@
     <w:p>
       <w:pPr>
         <w:pStyle w:val="CodeBlock"/>
-        <w:rPr>
-          <w:rFonts w:hint="eastAsia"/>
-        </w:rPr>
       </w:pPr>
       <w:r>
         <w:t xml:space="preserve">        del self.food_items[code]</w:t>
@@ -4066,9 +3448,6 @@
     <w:p>
       <w:pPr>
         <w:pStyle w:val="CodeBlock"/>
-        <w:rPr>
-          <w:rFonts w:hint="eastAsia"/>
-        </w:rPr>
       </w:pPr>
       <w:r>
         <w:t xml:space="preserve">        self.orders = [o for o in self.orders if o["food_code"] != code]</w:t>
@@ -4077,17 +3456,11 @@
     <w:p>
       <w:pPr>
         <w:pStyle w:val="CodeBlock"/>
-        <w:rPr>
-          <w:rFonts w:hint="eastAsia"/>
-        </w:rPr>
-      </w:pPr>
-    </w:p>
-    <w:p>
-      <w:pPr>
-        <w:pStyle w:val="CodeBlock"/>
-        <w:rPr>
-          <w:rFonts w:hint="eastAsia"/>
-        </w:rPr>
+      </w:pPr>
+    </w:p>
+    <w:p>
+      <w:pPr>
+        <w:pStyle w:val="CodeBlock"/>
       </w:pPr>
       <w:r>
         <w:t xml:space="preserve">    def place_order(self, customer_id, food_code, quantity=1):</w:t>
@@ -4096,9 +3469,6 @@
     <w:p>
       <w:pPr>
         <w:pStyle w:val="CodeBlock"/>
-        <w:rPr>
-          <w:rFonts w:hint="eastAsia"/>
-        </w:rPr>
       </w:pPr>
       <w:r>
         <w:t xml:space="preserve">        customer_id, food_code = customer_id.strip().upper(), food_code.strip().upper()</w:t>
@@ -4107,9 +3477,6 @@
     <w:p>
       <w:pPr>
         <w:pStyle w:val="CodeBlock"/>
-        <w:rPr>
-          <w:rFonts w:hint="eastAsia"/>
-        </w:rPr>
       </w:pPr>
       <w:r>
         <w:t xml:space="preserve">        quantity = int(quantity)</w:t>
@@ -4118,9 +3485,6 @@
     <w:p>
       <w:pPr>
         <w:pStyle w:val="CodeBlock"/>
-        <w:rPr>
-          <w:rFonts w:hint="eastAsia"/>
-        </w:rPr>
       </w:pPr>
       <w:r>
         <w:t xml:space="preserve">        if customer_id not in self.customers: raise OrderInputError("Customer not found")</w:t>
@@ -4129,9 +3493,6 @@
     <w:p>
       <w:pPr>
         <w:pStyle w:val="CodeBlock"/>
-        <w:rPr>
-          <w:rFonts w:hint="eastAsia"/>
-        </w:rPr>
       </w:pPr>
       <w:r>
         <w:t xml:space="preserve">        if food_code not in self.food_items: raise OrderInputError("Food item not found")</w:t>
@@ -4140,9 +3501,6 @@
     <w:p>
       <w:pPr>
         <w:pStyle w:val="CodeBlock"/>
-        <w:rPr>
-          <w:rFonts w:hint="eastAsia"/>
-        </w:rPr>
       </w:pPr>
       <w:r>
         <w:t xml:space="preserve">        if quantity &lt;= 0: raise OrderInputError("Quantity must be positive")</w:t>
@@ -4151,9 +3509,6 @@
     <w:p>
       <w:pPr>
         <w:pStyle w:val="CodeBlock"/>
-        <w:rPr>
-          <w:rFonts w:hint="eastAsia"/>
-        </w:rPr>
       </w:pPr>
       <w:r>
         <w:t xml:space="preserve">        order_id = f"O{len(self.orders)+1:04d}"</w:t>
@@ -4162,9 +3517,6 @@
     <w:p>
       <w:pPr>
         <w:pStyle w:val="CodeBlock"/>
-        <w:rPr>
-          <w:rFonts w:hint="eastAsia"/>
-        </w:rPr>
       </w:pPr>
       <w:r>
         <w:t xml:space="preserve">        self.orders.append({"order_id": order_id, "customer_id": customer_id,</w:t>
@@ -4173,9 +3525,6 @@
     <w:p>
       <w:pPr>
         <w:pStyle w:val="CodeBlock"/>
-        <w:rPr>
-          <w:rFonts w:hint="eastAsia"/>
-        </w:rPr>
       </w:pPr>
       <w:r>
         <w:t xml:space="preserve">                            "food_code": food_code, "quantity": quantity, "status": "Pending"})</w:t>
@@ -4184,9 +3533,6 @@
     <w:p>
       <w:pPr>
         <w:pStyle w:val="CodeBlock"/>
-        <w:rPr>
-          <w:rFonts w:hint="eastAsia"/>
-        </w:rPr>
       </w:pPr>
       <w:r>
         <w:t xml:space="preserve">        return order_id</w:t>
@@ -4195,17 +3541,11 @@
     <w:p>
       <w:pPr>
         <w:pStyle w:val="CodeBlock"/>
-        <w:rPr>
-          <w:rFonts w:hint="eastAsia"/>
-        </w:rPr>
-      </w:pPr>
-    </w:p>
-    <w:p>
-      <w:pPr>
-        <w:pStyle w:val="CodeBlock"/>
-        <w:rPr>
-          <w:rFonts w:hint="eastAsia"/>
-        </w:rPr>
+      </w:pPr>
+    </w:p>
+    <w:p>
+      <w:pPr>
+        <w:pStyle w:val="CodeBlock"/>
       </w:pPr>
       <w:r>
         <w:t xml:space="preserve">    def change_status(self, order_id, new_status):</w:t>
@@ -4214,9 +3554,6 @@
     <w:p>
       <w:pPr>
         <w:pStyle w:val="CodeBlock"/>
-        <w:rPr>
-          <w:rFonts w:hint="eastAsia"/>
-        </w:rPr>
       </w:pPr>
       <w:r>
         <w:t xml:space="preserve">        normalized = new_status.strip().title()</w:t>
@@ -4225,9 +3562,6 @@
     <w:p>
       <w:pPr>
         <w:pStyle w:val="CodeBlock"/>
-        <w:rPr>
-          <w:rFonts w:hint="eastAsia"/>
-        </w:rPr>
       </w:pPr>
       <w:r>
         <w:t xml:space="preserve">        if normalized not in VALID_STATUS: raise OrderInputError("Invalid order status")</w:t>
@@ -4236,9 +3570,6 @@
     <w:p>
       <w:pPr>
         <w:pStyle w:val="CodeBlock"/>
-        <w:rPr>
-          <w:rFonts w:hint="eastAsia"/>
-        </w:rPr>
       </w:pPr>
       <w:r>
         <w:t xml:space="preserve">        for order in self.orders:</w:t>
@@ -4247,9 +3578,6 @@
     <w:p>
       <w:pPr>
         <w:pStyle w:val="CodeBlock"/>
-        <w:rPr>
-          <w:rFonts w:hint="eastAsia"/>
-        </w:rPr>
       </w:pPr>
       <w:r>
         <w:t xml:space="preserve">            if order["order_id"] == order_id:</w:t>
@@ -4258,9 +3586,6 @@
     <w:p>
       <w:pPr>
         <w:pStyle w:val="CodeBlock"/>
-        <w:rPr>
-          <w:rFonts w:hint="eastAsia"/>
-        </w:rPr>
       </w:pPr>
       <w:r>
         <w:t xml:space="preserve">                order["status"] = normalized</w:t>
@@ -4269,9 +3594,6 @@
     <w:p>
       <w:pPr>
         <w:pStyle w:val="CodeBlock"/>
-        <w:rPr>
-          <w:rFonts w:hint="eastAsia"/>
-        </w:rPr>
       </w:pPr>
       <w:r>
         <w:t xml:space="preserve">                return</w:t>
@@ -4280,9 +3602,6 @@
     <w:p>
       <w:pPr>
         <w:pStyle w:val="CodeBlock"/>
-        <w:rPr>
-          <w:rFonts w:hint="eastAsia"/>
-        </w:rPr>
       </w:pPr>
       <w:r>
         <w:t xml:space="preserve">        raise OrderInputError("Order not found")</w:t>
@@ -4291,17 +3610,11 @@
     <w:p>
       <w:pPr>
         <w:pStyle w:val="CodeBlock"/>
-        <w:rPr>
-          <w:rFonts w:hint="eastAsia"/>
-        </w:rPr>
-      </w:pPr>
-    </w:p>
-    <w:p>
-      <w:pPr>
-        <w:pStyle w:val="CodeBlock"/>
-        <w:rPr>
-          <w:rFonts w:hint="eastAsia"/>
-        </w:rPr>
+      </w:pPr>
+    </w:p>
+    <w:p>
+      <w:pPr>
+        <w:pStyle w:val="CodeBlock"/>
       </w:pPr>
       <w:r>
         <w:t xml:space="preserve">    def search_customers(self, term):</w:t>
@@ -4310,9 +3623,6 @@
     <w:p>
       <w:pPr>
         <w:pStyle w:val="CodeBlock"/>
-        <w:rPr>
-          <w:rFonts w:hint="eastAsia"/>
-        </w:rPr>
       </w:pPr>
       <w:r>
         <w:t xml:space="preserve">        key = term.strip().lower()</w:t>
@@ -4321,9 +3631,6 @@
     <w:p>
       <w:pPr>
         <w:pStyle w:val="CodeBlock"/>
-        <w:rPr>
-          <w:rFonts w:hint="eastAsia"/>
-        </w:rPr>
       </w:pPr>
       <w:r>
         <w:t xml:space="preserve">        return [(cid, d) for cid, d in self.customers.items()</w:t>
@@ -4332,9 +3639,6 @@
     <w:p>
       <w:pPr>
         <w:pStyle w:val="CodeBlock"/>
-        <w:rPr>
-          <w:rFonts w:hint="eastAsia"/>
-        </w:rPr>
       </w:pPr>
       <w:r>
         <w:t xml:space="preserve">                if key in d["name"].lower() or key in d["cuisine"].lower() or key in d["location"].lower()]</w:t>
@@ -4343,17 +3647,11 @@
     <w:p>
       <w:pPr>
         <w:pStyle w:val="CodeBlock"/>
-        <w:rPr>
-          <w:rFonts w:hint="eastAsia"/>
-        </w:rPr>
-      </w:pPr>
-    </w:p>
-    <w:p>
-      <w:pPr>
-        <w:pStyle w:val="CodeBlock"/>
-        <w:rPr>
-          <w:rFonts w:hint="eastAsia"/>
-        </w:rPr>
+      </w:pPr>
+    </w:p>
+    <w:p>
+      <w:pPr>
+        <w:pStyle w:val="CodeBlock"/>
       </w:pPr>
       <w:r>
         <w:t xml:space="preserve">    def orders_for_customer(self, customer_id):</w:t>
@@ -4362,9 +3660,6 @@
     <w:p>
       <w:pPr>
         <w:pStyle w:val="CodeBlock"/>
-        <w:rPr>
-          <w:rFonts w:hint="eastAsia"/>
-        </w:rPr>
       </w:pPr>
       <w:r>
         <w:t xml:space="preserve">        cid = customer_id.strip().upper()</w:t>
@@ -4373,9 +3668,6 @@
     <w:p>
       <w:pPr>
         <w:pStyle w:val="CodeBlock"/>
-        <w:rPr>
-          <w:rFonts w:hint="eastAsia"/>
-        </w:rPr>
       </w:pPr>
       <w:r>
         <w:t xml:space="preserve">        return [o for o in self.orders if o["customer_id"] == cid]</w:t>
@@ -4384,17 +3676,11 @@
     <w:p>
       <w:pPr>
         <w:pStyle w:val="CodeBlock"/>
-        <w:rPr>
-          <w:rFonts w:hint="eastAsia"/>
-        </w:rPr>
-      </w:pPr>
-    </w:p>
-    <w:p>
-      <w:pPr>
-        <w:pStyle w:val="CodeBlock"/>
-        <w:rPr>
-          <w:rFonts w:hint="eastAsia"/>
-        </w:rPr>
+      </w:pPr>
+    </w:p>
+    <w:p>
+      <w:pPr>
+        <w:pStyle w:val="CodeBlock"/>
       </w:pPr>
       <w:r>
         <w:t xml:space="preserve">    def order_value(self, order_id):</w:t>
@@ -4403,9 +3689,6 @@
     <w:p>
       <w:pPr>
         <w:pStyle w:val="CodeBlock"/>
-        <w:rPr>
-          <w:rFonts w:hint="eastAsia"/>
-        </w:rPr>
       </w:pPr>
       <w:r>
         <w:t xml:space="preserve">        for order in self.orders:</w:t>
@@ -4414,9 +3697,6 @@
     <w:p>
       <w:pPr>
         <w:pStyle w:val="CodeBlock"/>
-        <w:rPr>
-          <w:rFonts w:hint="eastAsia"/>
-        </w:rPr>
       </w:pPr>
       <w:r>
         <w:t xml:space="preserve">            if order["order_id"] == order_id:</w:t>
@@ -4425,9 +3705,6 @@
     <w:p>
       <w:pPr>
         <w:pStyle w:val="CodeBlock"/>
-        <w:rPr>
-          <w:rFonts w:hint="eastAsia"/>
-        </w:rPr>
       </w:pPr>
       <w:r>
         <w:t xml:space="preserve">                return self.food_items[order["food_code"]]["price"] * order["quantity"]</w:t>
@@ -4436,9 +3713,6 @@
     <w:p>
       <w:pPr>
         <w:pStyle w:val="CodeBlock"/>
-        <w:rPr>
-          <w:rFonts w:hint="eastAsia"/>
-        </w:rPr>
       </w:pPr>
       <w:r>
         <w:t xml:space="preserve">        raise OrderInputError("Order not found")</w:t>
@@ -4447,17 +3721,11 @@
     <w:p>
       <w:pPr>
         <w:pStyle w:val="CodeBlock"/>
-        <w:rPr>
-          <w:rFonts w:hint="eastAsia"/>
-        </w:rPr>
-      </w:pPr>
-    </w:p>
-    <w:p>
-      <w:pPr>
-        <w:pStyle w:val="CodeBlock"/>
-        <w:rPr>
-          <w:rFonts w:hint="eastAsia"/>
-        </w:rPr>
+      </w:pPr>
+    </w:p>
+    <w:p>
+      <w:pPr>
+        <w:pStyle w:val="CodeBlock"/>
       </w:pPr>
       <w:r>
         <w:t xml:space="preserve">    def customer_total(self, customer_id):</w:t>
@@ -4466,9 +3734,6 @@
     <w:p>
       <w:pPr>
         <w:pStyle w:val="CodeBlock"/>
-        <w:rPr>
-          <w:rFonts w:hint="eastAsia"/>
-        </w:rPr>
       </w:pPr>
       <w:r>
         <w:t xml:space="preserve">        return sum(self.order_value(o["order_id"]) for o in self.orders_for_customer(customer_id)</w:t>
@@ -4477,9 +3742,6 @@
     <w:p>
       <w:pPr>
         <w:pStyle w:val="CodeBlock"/>
-        <w:rPr>
-          <w:rFonts w:hint="eastAsia"/>
-        </w:rPr>
       </w:pPr>
       <w:r>
         <w:t xml:space="preserve">                   if o["status"] != "Cancelled")</w:t>
@@ -4488,17 +3750,11 @@
     <w:p>
       <w:pPr>
         <w:pStyle w:val="CodeBlock"/>
-        <w:rPr>
-          <w:rFonts w:hint="eastAsia"/>
-        </w:rPr>
-      </w:pPr>
-    </w:p>
-    <w:p>
-      <w:pPr>
-        <w:pStyle w:val="CodeBlock"/>
-        <w:rPr>
-          <w:rFonts w:hint="eastAsia"/>
-        </w:rPr>
+      </w:pPr>
+    </w:p>
+    <w:p>
+      <w:pPr>
+        <w:pStyle w:val="CodeBlock"/>
       </w:pPr>
       <w:r>
         <w:t xml:space="preserve">    def cancellation_rates(self):</w:t>
@@ -4507,9 +3763,6 @@
     <w:p>
       <w:pPr>
         <w:pStyle w:val="CodeBlock"/>
-        <w:rPr>
-          <w:rFonts w:hint="eastAsia"/>
-        </w:rPr>
       </w:pPr>
       <w:r>
         <w:t xml:space="preserve">        result = {}</w:t>
@@ -4518,9 +3771,6 @@
     <w:p>
       <w:pPr>
         <w:pStyle w:val="CodeBlock"/>
-        <w:rPr>
-          <w:rFonts w:hint="eastAsia"/>
-        </w:rPr>
       </w:pPr>
       <w:r>
         <w:t xml:space="preserve">        for code in self.food_items:</w:t>
@@ -4537,9 +3787,6 @@
     <w:p>
       <w:pPr>
         <w:pStyle w:val="CodeBlock"/>
-        <w:rPr>
-          <w:rFonts w:hint="eastAsia"/>
-        </w:rPr>
       </w:pPr>
       <w:r>
         <w:t xml:space="preserve">            related = [o for o in self.orders if o["food_code"] == code]</w:t>
@@ -4548,9 +3795,6 @@
     <w:p>
       <w:pPr>
         <w:pStyle w:val="CodeBlock"/>
-        <w:rPr>
-          <w:rFonts w:hint="eastAsia"/>
-        </w:rPr>
       </w:pPr>
       <w:r>
         <w:t xml:space="preserve">            if related:</w:t>
@@ -4559,9 +3803,6 @@
     <w:p>
       <w:pPr>
         <w:pStyle w:val="CodeBlock"/>
-        <w:rPr>
-          <w:rFonts w:hint="eastAsia"/>
-        </w:rPr>
       </w:pPr>
       <w:r>
         <w:t xml:space="preserve">                cancelled = sum(o["status"] == "Cancelled" for o in related)</w:t>
@@ -4570,9 +3811,6 @@
     <w:p>
       <w:pPr>
         <w:pStyle w:val="CodeBlock"/>
-        <w:rPr>
-          <w:rFonts w:hint="eastAsia"/>
-        </w:rPr>
       </w:pPr>
       <w:r>
         <w:t xml:space="preserve">                result[code] = round(cancelled * 100 / len(related), 2)</w:t>
@@ -4581,9 +3819,6 @@
     <w:p>
       <w:pPr>
         <w:pStyle w:val="CodeBlock"/>
-        <w:rPr>
-          <w:rFonts w:hint="eastAsia"/>
-        </w:rPr>
       </w:pPr>
       <w:r>
         <w:t xml:space="preserve">        return result</w:t>
@@ -4592,17 +3827,11 @@
     <w:p>
       <w:pPr>
         <w:pStyle w:val="CodeBlock"/>
-        <w:rPr>
-          <w:rFonts w:hint="eastAsia"/>
-        </w:rPr>
-      </w:pPr>
-    </w:p>
-    <w:p>
-      <w:pPr>
-        <w:pStyle w:val="CodeBlock"/>
-        <w:rPr>
-          <w:rFonts w:hint="eastAsia"/>
-        </w:rPr>
+      </w:pPr>
+    </w:p>
+    <w:p>
+      <w:pPr>
+        <w:pStyle w:val="CodeBlock"/>
       </w:pPr>
       <w:r>
         <w:t xml:space="preserve">    def status_distribution(self, food_code):</w:t>
@@ -4611,9 +3840,6 @@
     <w:p>
       <w:pPr>
         <w:pStyle w:val="CodeBlock"/>
-        <w:rPr>
-          <w:rFonts w:hint="eastAsia"/>
-        </w:rPr>
       </w:pPr>
       <w:r>
         <w:t xml:space="preserve">        code = food_code.strip().upper()</w:t>
@@ -4622,9 +3848,6 @@
     <w:p>
       <w:pPr>
         <w:pStyle w:val="CodeBlock"/>
-        <w:rPr>
-          <w:rFonts w:hint="eastAsia"/>
-        </w:rPr>
       </w:pPr>
       <w:r>
         <w:t xml:space="preserve">        return dict(Counter(o["status"] for o in self.orders if o["food_code"] == code))</w:t>
@@ -4633,17 +3856,11 @@
     <w:p>
       <w:pPr>
         <w:pStyle w:val="CodeBlock"/>
-        <w:rPr>
-          <w:rFonts w:hint="eastAsia"/>
-        </w:rPr>
-      </w:pPr>
-    </w:p>
-    <w:p>
-      <w:pPr>
-        <w:pStyle w:val="CodeBlock"/>
-        <w:rPr>
-          <w:rFonts w:hint="eastAsia"/>
-        </w:rPr>
+      </w:pPr>
+    </w:p>
+    <w:p>
+      <w:pPr>
+        <w:pStyle w:val="CodeBlock"/>
       </w:pPr>
       <w:r>
         <w:t xml:space="preserve">    def cuisine_report(self):</w:t>
@@ -4652,9 +3869,6 @@
     <w:p>
       <w:pPr>
         <w:pStyle w:val="CodeBlock"/>
-        <w:rPr>
-          <w:rFonts w:hint="eastAsia"/>
-        </w:rPr>
       </w:pPr>
       <w:r>
         <w:t xml:space="preserve">        totals = {}</w:t>
@@ -4663,9 +3877,6 @@
     <w:p>
       <w:pPr>
         <w:pStyle w:val="CodeBlock"/>
-        <w:rPr>
-          <w:rFonts w:hint="eastAsia"/>
-        </w:rPr>
       </w:pPr>
       <w:r>
         <w:t xml:space="preserve">        for order in self.orders:</w:t>
@@ -4674,9 +3885,6 @@
     <w:p>
       <w:pPr>
         <w:pStyle w:val="CodeBlock"/>
-        <w:rPr>
-          <w:rFonts w:hint="eastAsia"/>
-        </w:rPr>
       </w:pPr>
       <w:r>
         <w:t xml:space="preserve">            if order["status"] == "Cancelled": continue</w:t>
@@ -4685,9 +3893,6 @@
     <w:p>
       <w:pPr>
         <w:pStyle w:val="CodeBlock"/>
-        <w:rPr>
-          <w:rFonts w:hint="eastAsia"/>
-        </w:rPr>
       </w:pPr>
       <w:r>
         <w:t xml:space="preserve">            cuisine = self.food_items[order["food_code"]]["cuisine"]</w:t>
@@ -4696,9 +3901,6 @@
     <w:p>
       <w:pPr>
         <w:pStyle w:val="CodeBlock"/>
-        <w:rPr>
-          <w:rFonts w:hint="eastAsia"/>
-        </w:rPr>
       </w:pPr>
       <w:r>
         <w:t xml:space="preserve">            totals.setdefault(cuisine, []).append(self.order_value(order["order_id"]))</w:t>
@@ -4707,9 +3909,6 @@
     <w:p>
       <w:pPr>
         <w:pStyle w:val="CodeBlock"/>
-        <w:rPr>
-          <w:rFonts w:hint="eastAsia"/>
-        </w:rPr>
       </w:pPr>
       <w:r>
         <w:t xml:space="preserve">        return {c: round(sum(v)/len(v), 2) for c, v in totals.items()}</w:t>
@@ -4718,17 +3917,11 @@
     <w:p>
       <w:pPr>
         <w:pStyle w:val="CodeBlock"/>
-        <w:rPr>
-          <w:rFonts w:hint="eastAsia"/>
-        </w:rPr>
-      </w:pPr>
-    </w:p>
-    <w:p>
-      <w:pPr>
-        <w:pStyle w:val="CodeBlock"/>
-        <w:rPr>
-          <w:rFonts w:hint="eastAsia"/>
-        </w:rPr>
+      </w:pPr>
+    </w:p>
+    <w:p>
+      <w:pPr>
+        <w:pStyle w:val="CodeBlock"/>
       </w:pPr>
       <w:r>
         <w:t xml:space="preserve">    def save_csv(self, folder):</w:t>
@@ -4737,9 +3930,6 @@
     <w:p>
       <w:pPr>
         <w:pStyle w:val="CodeBlock"/>
-        <w:rPr>
-          <w:rFonts w:hint="eastAsia"/>
-        </w:rPr>
       </w:pPr>
       <w:r>
         <w:t xml:space="preserve">        folder = Path(folder); folder.mkdir(parents=True, exist_ok=True)</w:t>
@@ -4748,9 +3938,6 @@
     <w:p>
       <w:pPr>
         <w:pStyle w:val="CodeBlock"/>
-        <w:rPr>
-          <w:rFonts w:hint="eastAsia"/>
-        </w:rPr>
       </w:pPr>
       <w:r>
         <w:t xml:space="preserve">        with open(folder/"customers.csv", "w", newline="", encoding="utf-8") as f:</w:t>
@@ -4759,9 +3946,6 @@
     <w:p>
       <w:pPr>
         <w:pStyle w:val="CodeBlock"/>
-        <w:rPr>
-          <w:rFonts w:hint="eastAsia"/>
-        </w:rPr>
       </w:pPr>
       <w:r>
         <w:t xml:space="preserve">            w=csv.writer(f); w.writerow(["customer_id","name","cuisine","location"])</w:t>
@@ -4770,9 +3954,6 @@
     <w:p>
       <w:pPr>
         <w:pStyle w:val="CodeBlock"/>
-        <w:rPr>
-          <w:rFonts w:hint="eastAsia"/>
-        </w:rPr>
       </w:pPr>
       <w:r>
         <w:t xml:space="preserve">            for cid,d in self.customers.items(): w.writerow([cid,d["name"],d["cuisine"],d["location"]])</w:t>
@@ -4781,9 +3962,6 @@
     <w:p>
       <w:pPr>
         <w:pStyle w:val="CodeBlock"/>
-        <w:rPr>
-          <w:rFonts w:hint="eastAsia"/>
-        </w:rPr>
       </w:pPr>
       <w:r>
         <w:t xml:space="preserve">        with open(folder/"food_items.csv", "w", newline="", encoding="utf-8") as f:</w:t>
@@ -4792,9 +3970,6 @@
     <w:p>
       <w:pPr>
         <w:pStyle w:val="CodeBlock"/>
-        <w:rPr>
-          <w:rFonts w:hint="eastAsia"/>
-        </w:rPr>
       </w:pPr>
       <w:r>
         <w:t xml:space="preserve">            w=csv.writer(f); w.writerow(["food_code","name","price","cuisine"])</w:t>
@@ -4803,9 +3978,6 @@
     <w:p>
       <w:pPr>
         <w:pStyle w:val="CodeBlock"/>
-        <w:rPr>
-          <w:rFonts w:hint="eastAsia"/>
-        </w:rPr>
       </w:pPr>
       <w:r>
         <w:t xml:space="preserve">            for code,d in self.food_items.items(): w.writerow([code,d["name"],d["price"],d["cuisine"]])</w:t>
@@ -4814,9 +3986,6 @@
     <w:p>
       <w:pPr>
         <w:pStyle w:val="CodeBlock"/>
-        <w:rPr>
-          <w:rFonts w:hint="eastAsia"/>
-        </w:rPr>
       </w:pPr>
       <w:r>
         <w:t xml:space="preserve">        with open(folder/"orders.csv", "w", newline="", encoding="utf-8") as f:</w:t>
@@ -4825,9 +3994,6 @@
     <w:p>
       <w:pPr>
         <w:pStyle w:val="CodeBlock"/>
-        <w:rPr>
-          <w:rFonts w:hint="eastAsia"/>
-        </w:rPr>
       </w:pPr>
       <w:r>
         <w:t xml:space="preserve">            w=csv.DictWriter(f, fieldnames=["order_id","customer_id","food_code","quantity","status"])</w:t>
@@ -4836,9 +4002,6 @@
     <w:p>
       <w:pPr>
         <w:pStyle w:val="CodeBlock"/>
-        <w:rPr>
-          <w:rFonts w:hint="eastAsia"/>
-        </w:rPr>
       </w:pPr>
       <w:r>
         <w:t xml:space="preserve">            w.writeheader(); w.writerows(self.orders)</w:t>
@@ -4847,17 +4010,11 @@
     <w:p>
       <w:pPr>
         <w:pStyle w:val="CodeBlock"/>
-        <w:rPr>
-          <w:rFonts w:hint="eastAsia"/>
-        </w:rPr>
-      </w:pPr>
-    </w:p>
-    <w:p>
-      <w:pPr>
-        <w:pStyle w:val="CodeBlock"/>
-        <w:rPr>
-          <w:rFonts w:hint="eastAsia"/>
-        </w:rPr>
+      </w:pPr>
+    </w:p>
+    <w:p>
+      <w:pPr>
+        <w:pStyle w:val="CodeBlock"/>
       </w:pPr>
       <w:r>
         <w:t xml:space="preserve">    def load_csv(self, folder):</w:t>
@@ -4866,9 +4023,6 @@
     <w:p>
       <w:pPr>
         <w:pStyle w:val="CodeBlock"/>
-        <w:rPr>
-          <w:rFonts w:hint="eastAsia"/>
-        </w:rPr>
       </w:pPr>
       <w:r>
         <w:t xml:space="preserve">        folder = Path(folder)</w:t>
@@ -4877,9 +4031,6 @@
     <w:p>
       <w:pPr>
         <w:pStyle w:val="CodeBlock"/>
-        <w:rPr>
-          <w:rFonts w:hint="eastAsia"/>
-        </w:rPr>
       </w:pPr>
       <w:r>
         <w:t xml:space="preserve">        try:</w:t>
@@ -4888,9 +4039,6 @@
     <w:p>
       <w:pPr>
         <w:pStyle w:val="CodeBlock"/>
-        <w:rPr>
-          <w:rFonts w:hint="eastAsia"/>
-        </w:rPr>
       </w:pPr>
       <w:r>
         <w:t xml:space="preserve">            with open(folder/"customers.csv", encoding="utf-8") as f:</w:t>
@@ -4899,9 +4047,6 @@
     <w:p>
       <w:pPr>
         <w:pStyle w:val="CodeBlock"/>
-        <w:rPr>
-          <w:rFonts w:hint="eastAsia"/>
-        </w:rPr>
       </w:pPr>
       <w:r>
         <w:t xml:space="preserve">                for r in csv.DictReader(f):</w:t>
@@ -4910,9 +4055,6 @@
     <w:p>
       <w:pPr>
         <w:pStyle w:val="CodeBlock"/>
-        <w:rPr>
-          <w:rFonts w:hint="eastAsia"/>
-        </w:rPr>
       </w:pPr>
       <w:r>
         <w:t xml:space="preserve">                    self.customers[r["customer_id"]] = {"name":r["name"],"cuisine":r["cuisine"],"location":r["location"]}</w:t>
@@ -4921,9 +4063,6 @@
     <w:p>
       <w:pPr>
         <w:pStyle w:val="CodeBlock"/>
-        <w:rPr>
-          <w:rFonts w:hint="eastAsia"/>
-        </w:rPr>
       </w:pPr>
       <w:r>
         <w:t xml:space="preserve">            with open(folder/"food_items.csv", encoding="utf-8") as f:</w:t>
@@ -4932,9 +4071,6 @@
     <w:p>
       <w:pPr>
         <w:pStyle w:val="CodeBlock"/>
-        <w:rPr>
-          <w:rFonts w:hint="eastAsia"/>
-        </w:rPr>
       </w:pPr>
       <w:r>
         <w:t xml:space="preserve">                for r in csv.DictReader(f):</w:t>
@@ -4943,9 +4079,6 @@
     <w:p>
       <w:pPr>
         <w:pStyle w:val="CodeBlock"/>
-        <w:rPr>
-          <w:rFonts w:hint="eastAsia"/>
-        </w:rPr>
       </w:pPr>
       <w:r>
         <w:t xml:space="preserve">                    self.food_items[r["food_code"]] = {"name":r["name"],"price":float(r["price"]),"cuisine":r["cuisine"]}</w:t>
@@ -4954,9 +4087,6 @@
     <w:p>
       <w:pPr>
         <w:pStyle w:val="CodeBlock"/>
-        <w:rPr>
-          <w:rFonts w:hint="eastAsia"/>
-        </w:rPr>
       </w:pPr>
       <w:r>
         <w:t xml:space="preserve">            with open(folder/"orders.csv", encoding="utf-8") as f:</w:t>
@@ -4965,9 +4095,6 @@
     <w:p>
       <w:pPr>
         <w:pStyle w:val="CodeBlock"/>
-        <w:rPr>
-          <w:rFonts w:hint="eastAsia"/>
-        </w:rPr>
       </w:pPr>
       <w:r>
         <w:t xml:space="preserve">                self.orders = list(csv.DictReader(f))</w:t>
@@ -4976,9 +4103,6 @@
     <w:p>
       <w:pPr>
         <w:pStyle w:val="CodeBlock"/>
-        <w:rPr>
-          <w:rFonts w:hint="eastAsia"/>
-        </w:rPr>
       </w:pPr>
       <w:r>
         <w:t xml:space="preserve">                for o in self.orders: o["quantity"] = int(o["quantity"])</w:t>
@@ -4987,9 +4111,6 @@
     <w:p>
       <w:pPr>
         <w:pStyle w:val="CodeBlock"/>
-        <w:rPr>
-          <w:rFonts w:hint="eastAsia"/>
-        </w:rPr>
       </w:pPr>
       <w:r>
         <w:t xml:space="preserve">        except FileNotFoundError:</w:t>
@@ -4998,9 +4119,6 @@
     <w:p>
       <w:pPr>
         <w:pStyle w:val="CodeBlock"/>
-        <w:rPr>
-          <w:rFonts w:hint="eastAsia"/>
-        </w:rPr>
       </w:pPr>
       <w:r>
         <w:t xml:space="preserve">            return False</w:t>
@@ -5009,9 +4127,6 @@
     <w:p>
       <w:pPr>
         <w:pStyle w:val="CodeBlock"/>
-        <w:rPr>
-          <w:rFonts w:hint="eastAsia"/>
-        </w:rPr>
       </w:pPr>
       <w:r>
         <w:t xml:space="preserve">        finally:</w:t>
@@ -5020,9 +4135,6 @@
     <w:p>
       <w:pPr>
         <w:pStyle w:val="CodeBlock"/>
-        <w:rPr>
-          <w:rFonts w:hint="eastAsia"/>
-        </w:rPr>
       </w:pPr>
       <w:r>
         <w:t xml:space="preserve">            pass</w:t>
@@ -5031,9 +4143,6 @@
     <w:p>
       <w:pPr>
         <w:pStyle w:val="CodeBlock"/>
-        <w:rPr>
-          <w:rFonts w:hint="eastAsia"/>
-        </w:rPr>
       </w:pPr>
       <w:r>
         <w:t xml:space="preserve">        return True</w:t>
@@ -5042,25 +4151,16 @@
     <w:p>
       <w:pPr>
         <w:pStyle w:val="CodeBlock"/>
-        <w:rPr>
-          <w:rFonts w:hint="eastAsia"/>
-        </w:rPr>
-      </w:pPr>
-    </w:p>
-    <w:p>
-      <w:pPr>
-        <w:pStyle w:val="CodeBlock"/>
-        <w:rPr>
-          <w:rFonts w:hint="eastAsia"/>
-        </w:rPr>
-      </w:pPr>
-    </w:p>
-    <w:p>
-      <w:pPr>
-        <w:pStyle w:val="CodeBlock"/>
-        <w:rPr>
-          <w:rFonts w:hint="eastAsia"/>
-        </w:rPr>
+      </w:pPr>
+    </w:p>
+    <w:p>
+      <w:pPr>
+        <w:pStyle w:val="CodeBlock"/>
+      </w:pPr>
+    </w:p>
+    <w:p>
+      <w:pPr>
+        <w:pStyle w:val="CodeBlock"/>
       </w:pPr>
       <w:r>
         <w:t>def demo():</w:t>
@@ -5069,9 +4169,6 @@
     <w:p>
       <w:pPr>
         <w:pStyle w:val="CodeBlock"/>
-        <w:rPr>
-          <w:rFonts w:hint="eastAsia"/>
-        </w:rPr>
       </w:pPr>
       <w:r>
         <w:t xml:space="preserve">    s=FoodOrderSystem()</w:t>
@@ -5080,9 +4177,6 @@
     <w:p>
       <w:pPr>
         <w:pStyle w:val="CodeBlock"/>
-        <w:rPr>
-          <w:rFonts w:hint="eastAsia"/>
-        </w:rPr>
       </w:pPr>
       <w:r>
         <w:t xml:space="preserve">    print("ONLINE FOOD ORDER MANAGEMENT AND ANALYSIS SYSTEM")</w:t>
@@ -5091,9 +4185,6 @@
     <w:p>
       <w:pPr>
         <w:pStyle w:val="CodeBlock"/>
-        <w:rPr>
-          <w:rFonts w:hint="eastAsia"/>
-        </w:rPr>
       </w:pPr>
       <w:r>
         <w:t xml:space="preserve">    print("="*49)</w:t>
@@ -5102,9 +4193,6 @@
     <w:p>
       <w:pPr>
         <w:pStyle w:val="CodeBlock"/>
-        <w:rPr>
-          <w:rFonts w:hint="eastAsia"/>
-        </w:rPr>
       </w:pPr>
       <w:r>
         <w:t xml:space="preserve">    s.add_customer("C101","ananya rao","South Indian","Hostel A")</w:t>
@@ -5113,9 +4201,6 @@
     <w:p>
       <w:pPr>
         <w:pStyle w:val="CodeBlock"/>
-        <w:rPr>
-          <w:rFonts w:hint="eastAsia"/>
-        </w:rPr>
       </w:pPr>
       <w:r>
         <w:lastRenderedPageBreak/>
@@ -5133,9 +4218,6 @@
     <w:p>
       <w:pPr>
         <w:pStyle w:val="CodeBlock"/>
-        <w:rPr>
-          <w:rFonts w:hint="eastAsia"/>
-        </w:rPr>
       </w:pPr>
       <w:r>
         <w:t xml:space="preserve">    s.add_customer("C103","meera joseph","Italian","Day Scholar")</w:t>
@@ -5144,9 +4226,6 @@
     <w:p>
       <w:pPr>
         <w:pStyle w:val="CodeBlock"/>
-        <w:rPr>
-          <w:rFonts w:hint="eastAsia"/>
-        </w:rPr>
       </w:pPr>
       <w:r>
         <w:t xml:space="preserve">    print("Customers added:", len(s.customers))</w:t>
@@ -5155,9 +4234,6 @@
     <w:p>
       <w:pPr>
         <w:pStyle w:val="CodeBlock"/>
-        <w:rPr>
-          <w:rFonts w:hint="eastAsia"/>
-        </w:rPr>
       </w:pPr>
       <w:r>
         <w:t xml:space="preserve">    s.add_food_item("F01","Masala Dosa",80,"South Indian")</w:t>
@@ -5166,9 +4242,6 @@
     <w:p>
       <w:pPr>
         <w:pStyle w:val="CodeBlock"/>
-        <w:rPr>
-          <w:rFonts w:hint="eastAsia"/>
-        </w:rPr>
       </w:pPr>
       <w:r>
         <w:t xml:space="preserve">    s.add_food_item("F02","Paneer Wrap",120,"North Indian")</w:t>
@@ -5177,9 +4250,6 @@
     <w:p>
       <w:pPr>
         <w:pStyle w:val="CodeBlock"/>
-        <w:rPr>
-          <w:rFonts w:hint="eastAsia"/>
-        </w:rPr>
       </w:pPr>
       <w:r>
         <w:t xml:space="preserve">    s.add_food_item("F03","Veg Pasta",150,"Italian")</w:t>
@@ -5188,9 +4258,6 @@
     <w:p>
       <w:pPr>
         <w:pStyle w:val="CodeBlock"/>
-        <w:rPr>
-          <w:rFonts w:hint="eastAsia"/>
-        </w:rPr>
       </w:pPr>
       <w:r>
         <w:t xml:space="preserve">    print("Food items added:", len(s.food_items))</w:t>
@@ -5199,9 +4266,6 @@
     <w:p>
       <w:pPr>
         <w:pStyle w:val="CodeBlock"/>
-        <w:rPr>
-          <w:rFonts w:hint="eastAsia"/>
-        </w:rPr>
       </w:pPr>
       <w:r>
         <w:t xml:space="preserve">    o1=s.place_order("C101","F01",2); s.change_status(o1,"Delivered")</w:t>
@@ -5210,9 +4274,6 @@
     <w:p>
       <w:pPr>
         <w:pStyle w:val="CodeBlock"/>
-        <w:rPr>
-          <w:rFonts w:hint="eastAsia"/>
-        </w:rPr>
       </w:pPr>
       <w:r>
         <w:t xml:space="preserve">    o2=s.place_order("C102","F02",1); s.change_status(o2,"Cancelled")</w:t>
@@ -5221,9 +4282,6 @@
     <w:p>
       <w:pPr>
         <w:pStyle w:val="CodeBlock"/>
-        <w:rPr>
-          <w:rFonts w:hint="eastAsia"/>
-        </w:rPr>
       </w:pPr>
       <w:r>
         <w:t xml:space="preserve">    o3=s.place_order("C103","F03",2); s.change_status(o3,"Preparing")</w:t>
@@ -5232,9 +4290,6 @@
     <w:p>
       <w:pPr>
         <w:pStyle w:val="CodeBlock"/>
-        <w:rPr>
-          <w:rFonts w:hint="eastAsia"/>
-        </w:rPr>
       </w:pPr>
       <w:r>
         <w:t xml:space="preserve">    print("Orders created:", len(s.orders))</w:t>
@@ -5243,9 +4298,6 @@
     <w:p>
       <w:pPr>
         <w:pStyle w:val="CodeBlock"/>
-        <w:rPr>
-          <w:rFonts w:hint="eastAsia"/>
-        </w:rPr>
       </w:pPr>
       <w:r>
         <w:t xml:space="preserve">    print("C101 total: Rs.", f"{s.customer_total('C101'):.2f}")</w:t>
@@ -5254,9 +4306,6 @@
     <w:p>
       <w:pPr>
         <w:pStyle w:val="CodeBlock"/>
-        <w:rPr>
-          <w:rFonts w:hint="eastAsia"/>
-        </w:rPr>
       </w:pPr>
       <w:r>
         <w:t xml:space="preserve">    print("Search 'hostel':", [x[0] for x in s.search_customers('hostel')])</w:t>
@@ -5265,9 +4314,6 @@
     <w:p>
       <w:pPr>
         <w:pStyle w:val="CodeBlock"/>
-        <w:rPr>
-          <w:rFonts w:hint="eastAsia"/>
-        </w:rPr>
       </w:pPr>
       <w:r>
         <w:t xml:space="preserve">    print("Cancellation rates:", s.cancellation_rates())</w:t>
@@ -5276,9 +4322,6 @@
     <w:p>
       <w:pPr>
         <w:pStyle w:val="CodeBlock"/>
-        <w:rPr>
-          <w:rFonts w:hint="eastAsia"/>
-        </w:rPr>
       </w:pPr>
       <w:r>
         <w:t xml:space="preserve">    print("Cuisine averages:", s.cuisine_report())</w:t>
@@ -5287,9 +4330,6 @@
     <w:p>
       <w:pPr>
         <w:pStyle w:val="CodeBlock"/>
-        <w:rPr>
-          <w:rFonts w:hint="eastAsia"/>
-        </w:rPr>
       </w:pPr>
       <w:r>
         <w:t xml:space="preserve">    try: s.change_status(o1,"Unknown")</w:t>
@@ -5298,9 +4338,6 @@
     <w:p>
       <w:pPr>
         <w:pStyle w:val="CodeBlock"/>
-        <w:rPr>
-          <w:rFonts w:hint="eastAsia"/>
-        </w:rPr>
       </w:pPr>
       <w:r>
         <w:t xml:space="preserve">    except OrderInputError as e: print("Validation test:", e)</w:t>
@@ -5309,9 +4346,6 @@
     <w:p>
       <w:pPr>
         <w:pStyle w:val="CodeBlock"/>
-        <w:rPr>
-          <w:rFonts w:hint="eastAsia"/>
-        </w:rPr>
       </w:pPr>
       <w:r>
         <w:t xml:space="preserve">    s.save_csv("/mnt/data/food_data")</w:t>
@@ -5320,9 +4354,6 @@
     <w:p>
       <w:pPr>
         <w:pStyle w:val="CodeBlock"/>
-        <w:rPr>
-          <w:rFonts w:hint="eastAsia"/>
-        </w:rPr>
       </w:pPr>
       <w:r>
         <w:t xml:space="preserve">    print("CSV save: successful")</w:t>
@@ -5331,17 +4362,11 @@
     <w:p>
       <w:pPr>
         <w:pStyle w:val="CodeBlock"/>
-        <w:rPr>
-          <w:rFonts w:hint="eastAsia"/>
-        </w:rPr>
-      </w:pPr>
-    </w:p>
-    <w:p>
-      <w:pPr>
-        <w:pStyle w:val="CodeBlock"/>
-        <w:rPr>
-          <w:rFonts w:hint="eastAsia"/>
-        </w:rPr>
+      </w:pPr>
+    </w:p>
+    <w:p>
+      <w:pPr>
+        <w:pStyle w:val="CodeBlock"/>
       </w:pPr>
       <w:r>
         <w:t>if __name__ == "__main__": demo()</w:t>
@@ -7220,10 +6245,7 @@
         <w:spacing w:after="100" w:line="259" w:lineRule="auto"/>
       </w:pPr>
       <w:r>
-        <w:t>My main contribution was planning the data model and developing the customer and food-item management logic. I identified Customer ID and Food Code as unique keys and used dictionaries so records could be retrieved directly. I prepared validation rules for duplicate IDs, empty identifiers and non-positive prices. I also developed independent pseudocode for customer registration and food-item creation, then checked that the implementation followed the same logic. During testing, I created valid and invalid i</w:t>
-      </w:r>
-      <w:r>
-        <w:t>nput cases and verified that data normalization using strip(), upper() and title() produced consistent records. I also reviewed the structure of the report to ensure the problem statement, requirements and design matched the implemented program. This work strengthened my understanding of dictionaries, functions, input validation and modular program design.</w:t>
+        <w:t>My main contribution was planning the data model and developing the customer and food-item management logic. I identified Customer ID and Food Code as unique keys and used dictionaries so records could be retrieved directly. I prepared validation rules for duplicate IDs, empty identifiers and non-positive prices. I also developed independent pseudocode for customer registration and food-item creation, then checked that the implementation followed the same logic. During testing, I created valid and invalid input cases and verified that data normalization using strip(), upper() and title() produced consistent records. I also reviewed the structure of the report to ensure the problem statement, requirements and design matched the implemented program. This work strengthened my understanding of dictionaries, functions, input validation and modular program design.</w:t>
       </w:r>
     </w:p>
     <w:p>
@@ -7239,10 +6261,7 @@
         <w:spacing w:after="100" w:line="259" w:lineRule="auto"/>
       </w:pPr>
       <w:r>
-        <w:t xml:space="preserve">My contribution focused on order processing and validation. I worked on the logic for placing an order, generating a unique order ID, checking customer and food-item dependencies, and updating order status only when the requested status was valid. I tested normal order placement, quantity validation, status changes and error conditions. I also verified the order-value calculation by manually comparing price × quantity with the program result. During debugging, I checked cases where a customer, food item or </w:t>
-      </w:r>
-      <w:r>
-        <w:t>order did not exist and confirmed that the program displayed a controlled error rather than stopping unexpectedly. I prepared test-case evidence and execution output for the report. This contribution improved my understanding of control flow, lists of dictionaries, custom exceptions and systematic testing.</w:t>
+        <w:t>My contribution focused on order processing and validation. I worked on the logic for placing an order, generating a unique order ID, checking customer and food-item dependencies, and updating order status only when the requested status was valid. I tested normal order placement, quantity validation, status changes and error conditions. I also verified the order-value calculation by manually comparing price × quantity with the program result. During debugging, I checked cases where a customer, food item or order did not exist and confirmed that the program displayed a controlled error rather than stopping unexpectedly. I prepared test-case evidence and execution output for the report. This contribution improved my understanding of control flow, lists of dictionaries, custom exceptions and systematic testing.</w:t>
       </w:r>
     </w:p>
     <w:p>
@@ -7258,10 +6277,7 @@
         <w:spacing w:after="100" w:line="259" w:lineRule="auto"/>
       </w:pPr>
       <w:r>
-        <w:t>My contribution focused on analytical functions, CSV persistence and documentation. I developed and reviewed the logic for customer totals, cancellation percentages, status distribution and cuisine-wise average order values. I worked on saving customers, food items and orders into separate CSV files and loading them back at program startup. I also checked FileNotFoundError handling so the prototype could start safely when saved files were unavailable. For documentation, I organized the results, trade-off an</w:t>
-      </w:r>
-      <w:r>
-        <w:t>alysis, SDG relevance, limitations and possible improvements. I also prepared the project structure for GitHub so the repository can contain the Python source file, data folder, README and evidence. This work improved my understanding of aggregation, file handling, exception handling and technical documentation.</w:t>
+        <w:t>My contribution focused on analytical functions, CSV persistence and documentation. I developed and reviewed the logic for customer totals, cancellation percentages, status distribution and cuisine-wise average order values. I worked on saving customers, food items and orders into separate CSV files and loading them back at program startup. I also checked FileNotFoundError handling so the prototype could start safely when saved files were unavailable. For documentation, I organized the results, trade-off analysis, SDG relevance, limitations and possible improvements. I also prepared the project structure for GitHub so the repository can contain the Python source file, data folder, README and evidence. This work improved my understanding of aggregation, file handling, exception handling and technical documentation.</w:t>
       </w:r>
     </w:p>
     <w:p>
@@ -7331,10 +6347,7 @@
         <w:spacing w:after="100" w:line="259" w:lineRule="auto"/>
       </w:pPr>
       <w:r>
-        <w:t>This assignment helped me understand how individual Python topics can be combined into one complete application instead of being used only in separate classroom programs. The first important design decision was selecting suitable data structures. Customer and food-item records require fast retrieval using unique identifiers, so dictionaries were more appropriate than scanning a list for every operation. Orders were stored as a list of dictionaries because each order contains several related fields and the c</w:t>
-      </w:r>
-      <w:r>
-        <w:t>ollection needs to be filtered for reports. This design choice directly connected the project with CO3.</w:t>
+        <w:t>This assignment helped me understand how individual Python topics can be combined into one complete application instead of being used only in separate classroom programs. The first important design decision was selecting suitable data structures. Customer and food-item records require fast retrieval using unique identifiers, so dictionaries were more appropriate than scanning a list for every operation. Orders were stored as a list of dictionaries because each order contains several related fields and the collection needs to be filtered for reports. This design choice directly connected the project with CO3.</w:t>
       </w:r>
     </w:p>
     <w:p>
@@ -7342,10 +6355,7 @@
         <w:spacing w:after="100" w:line="259" w:lineRule="auto"/>
       </w:pPr>
       <w:r>
-        <w:t xml:space="preserve">One challenge was making the program reject incorrect data without stopping execution. Duplicate identifiers, missing records, invalid order status and missing CSV files are realistic problems. I learned to place validation close to the operation that needs it and to use a custom exception for application-specific errors. Control-flow statements and loops were also important for searching, filtering and aggregating order data. These activities strengthened my understanding of CO1 and CO2 because functions, </w:t>
-      </w:r>
-      <w:r>
-        <w:t>expressions, string methods, conditions and iteration were all used together.</w:t>
+        <w:t>One challenge was making the program reject incorrect data without stopping execution. Duplicate identifiers, missing records, invalid order status and missing CSV files are realistic problems. I learned to place validation close to the operation that needs it and to use a custom exception for application-specific errors. Control-flow statements and loops were also important for searching, filtering and aggregating order data. These activities strengthened my understanding of CO1 and CO2 because functions, expressions, string methods, conditions and iteration were all used together.</w:t>
       </w:r>
     </w:p>
     <w:p>
@@ -7361,10 +6371,7 @@
         <w:spacing w:after="100" w:line="259" w:lineRule="auto"/>
       </w:pPr>
       <w:r>
-        <w:t>The assignment also has a connection with SDG 8 – Decent Work and Economic Growth. A simple digital ordering system can reduce repetitive manual record work and help a food-service team use information more efficiently. At the same time, automation should protect customer privacy, preserve accurate billing information and remain understandable to the people using it. Overall, the assignment contributed to the mapped course outcomes by turning Python fundamentals, control flow and data structures into a prac</w:t>
-      </w:r>
-      <w:r>
-        <w:t>tical, testable solution. If I continued the project, I would replace CSV files with a database, add a user interface and introduce stronger authentication and automated tests.</w:t>
+        <w:t>The assignment also has a connection with SDG 8 – Decent Work and Economic Growth. A simple digital ordering system can reduce repetitive manual record work and help a food-service team use information more efficiently. At the same time, automation should protect customer privacy, preserve accurate billing information and remain understandable to the people using it. Overall, the assignment contributed to the mapped course outcomes by turning Python fundamentals, control flow and data structures into a practical, testable solution. If I continued the project, I would replace CSV files with a database, add a user interface and introduce stronger authentication and automated tests.</w:t>
       </w:r>
     </w:p>
     <w:p>
@@ -7384,9 +6391,6 @@
     <w:p>
       <w:pPr>
         <w:pStyle w:val="CodeBlock"/>
-        <w:rPr>
-          <w:rFonts w:hint="eastAsia"/>
-        </w:rPr>
       </w:pPr>
       <w:r>
         <w:t>online-food-order-system/</w:t>
@@ -7395,9 +6399,6 @@
     <w:p>
       <w:pPr>
         <w:pStyle w:val="CodeBlock"/>
-        <w:rPr>
-          <w:rFonts w:hint="eastAsia"/>
-        </w:rPr>
       </w:pPr>
       <w:r>
         <w:t>├── food_order_system.py</w:t>
@@ -7406,9 +6407,6 @@
     <w:p>
       <w:pPr>
         <w:pStyle w:val="CodeBlock"/>
-        <w:rPr>
-          <w:rFonts w:hint="eastAsia"/>
-        </w:rPr>
       </w:pPr>
       <w:r>
         <w:t>├── README.md</w:t>
@@ -7417,9 +6415,6 @@
     <w:p>
       <w:pPr>
         <w:pStyle w:val="CodeBlock"/>
-        <w:rPr>
-          <w:rFonts w:hint="eastAsia"/>
-        </w:rPr>
       </w:pPr>
       <w:r>
         <w:t>├── data/</w:t>
@@ -7428,9 +6423,6 @@
     <w:p>
       <w:pPr>
         <w:pStyle w:val="CodeBlock"/>
-        <w:rPr>
-          <w:rFonts w:hint="eastAsia"/>
-        </w:rPr>
       </w:pPr>
       <w:r>
         <w:t>│   ├── customers.csv</w:t>
@@ -7439,9 +6431,6 @@
     <w:p>
       <w:pPr>
         <w:pStyle w:val="CodeBlock"/>
-        <w:rPr>
-          <w:rFonts w:hint="eastAsia"/>
-        </w:rPr>
       </w:pPr>
       <w:r>
         <w:t>│   ├── food_items.csv</w:t>
@@ -7450,9 +6439,6 @@
     <w:p>
       <w:pPr>
         <w:pStyle w:val="CodeBlock"/>
-        <w:rPr>
-          <w:rFonts w:hint="eastAsia"/>
-        </w:rPr>
       </w:pPr>
       <w:r>
         <w:t>│   └── orders.csv</w:t>
@@ -7461,9 +6447,6 @@
     <w:p>
       <w:pPr>
         <w:pStyle w:val="CodeBlock"/>
-        <w:rPr>
-          <w:rFonts w:hint="eastAsia"/>
-        </w:rPr>
       </w:pPr>
       <w:r>
         <w:t>└── evidence/</w:t>
@@ -7472,9 +6455,6 @@
     <w:p>
       <w:pPr>
         <w:pStyle w:val="CodeBlock"/>
-        <w:rPr>
-          <w:rFonts w:hint="eastAsia"/>
-        </w:rPr>
       </w:pPr>
       <w:r>
         <w:t xml:space="preserve">    └── execution_output.png</w:t>
